--- a/Гумаров._КР_МОиАД.docx
+++ b/Гумаров._КР_МОиАД.docx
@@ -2463,7 +2463,7 @@
           <w:highlight w:val="none"/>
           <w:lang w:val="ru-RU"/>
         </w:rPr>
-        <w:t xml:space="preserve">Актуальность работы </w:t>
+        <w:t xml:space="preserve">Актуальность выбранной темы выражена бурным ростом рынка искусственного интеллекта в области речевых технологий</w:t>
       </w:r>
       <w:r>
         <w:rPr>
@@ -2475,7 +2475,7 @@
           <w:highlight w:val="none"/>
           <w:lang w:val="ru-RU"/>
         </w:rPr>
-        <w:t xml:space="preserve">обуславливается бурным ростом рынка голосовых помощников</w:t>
+        <w:t xml:space="preserve">,</w:t>
       </w:r>
       <w:r>
         <w:rPr>
@@ -2487,7 +2487,7 @@
           <w:highlight w:val="none"/>
           <w:lang w:val="ru-RU"/>
         </w:rPr>
-        <w:t xml:space="preserve">,</w:t>
+        <w:t xml:space="preserve"> объёмы себестоимости мирового рынка продолжают расти</w:t>
       </w:r>
       <w:r>
         <w:rPr>
@@ -2499,7 +2499,7 @@
           <w:highlight w:val="none"/>
           <w:lang w:val="ru-RU"/>
         </w:rPr>
-        <w:t xml:space="preserve"> стоимость мирового рынка превышает пятьдесят миллиардов долларов</w:t>
+        <w:t xml:space="preserve">,</w:t>
       </w:r>
       <w:r>
         <w:rPr>
@@ -2511,12 +2511,9 @@
           <w:highlight w:val="none"/>
           <w:lang w:val="ru-RU"/>
         </w:rPr>
-      </w:r>
-    </w:p>
-    <w:p>
-      <w:pPr>
-        <w:jc w:val="left"/>
-        <w:spacing w:line="360" w:lineRule="auto"/>
+        <w:t xml:space="preserve"> к 2027 году ожидается подъём стоимости рынка голосовых технологий до 50 миллиардов долларов</w:t>
+      </w:r>
+      <w:r>
         <w:rPr>
           <w:rFonts w:ascii="Times New Roman" w:hAnsi="Times New Roman" w:eastAsia="Times New Roman" w:cs="Times New Roman"/>
           <w:b w:val="0"/>
@@ -2526,7 +2523,8 @@
           <w:highlight w:val="none"/>
           <w:lang w:val="ru-RU"/>
         </w:rPr>
-      </w:pPr>
+        <w:t xml:space="preserve">,</w:t>
+      </w:r>
       <w:r>
         <w:rPr>
           <w:rFonts w:ascii="Times New Roman" w:hAnsi="Times New Roman" w:eastAsia="Times New Roman" w:cs="Times New Roman"/>
@@ -2537,7 +2535,7 @@
           <w:highlight w:val="none"/>
           <w:lang w:val="ru-RU"/>
         </w:rPr>
-        <w:tab/>
+        <w:t xml:space="preserve"> потребность потребителя в повышении качества виртуального голосового помошника</w:t>
       </w:r>
       <w:r>
         <w:rPr>
@@ -2549,91 +2547,7 @@
           <w:highlight w:val="none"/>
           <w:lang w:val="ru-RU"/>
         </w:rPr>
-        <w:t xml:space="preserve">Рассматриваемая основная прикладная задача, решаемая в рамках выбранной предметной области</w:t>
-      </w:r>
-      <w:r>
-        <w:rPr>
-          <w:rFonts w:hint="default" w:ascii="Times New Roman" w:hAnsi="Times New Roman" w:eastAsia="Times New Roman" w:cs="Times New Roman"/>
-          <w:b w:val="0"/>
-          <w:bCs w:val="0"/>
-          <w:sz w:val="28"/>
-          <w:szCs w:val="28"/>
-          <w:highlight w:val="none"/>
-          <w:lang w:val="ru-RU"/>
-        </w:rPr>
-        <w:t xml:space="preserve"> кредитного скоринга - разделение заёмщиков на два класса рискованных и надежных</w:t>
-      </w:r>
-      <w:r>
-        <w:rPr>
-          <w:rFonts w:hint="default" w:ascii="Times New Roman" w:hAnsi="Times New Roman" w:eastAsia="Times New Roman" w:cs="Times New Roman"/>
-          <w:b w:val="0"/>
-          <w:bCs w:val="0"/>
-          <w:sz w:val="28"/>
-          <w:szCs w:val="28"/>
-          <w:highlight w:val="none"/>
-          <w:lang w:val="en-US"/>
-        </w:rPr>
-        <w:t xml:space="preserve">, </w:t>
-      </w:r>
-      <w:r>
-        <w:rPr>
-          <w:rFonts w:hint="default" w:ascii="Times New Roman" w:hAnsi="Times New Roman" w:eastAsia="Times New Roman" w:cs="Times New Roman"/>
-          <w:b w:val="0"/>
-          <w:bCs w:val="0"/>
-          <w:sz w:val="28"/>
-          <w:szCs w:val="28"/>
-          <w:highlight w:val="none"/>
-          <w:lang w:val="ru-RU"/>
-        </w:rPr>
-        <w:t xml:space="preserve">на основе полученных входных данных характеристик</w:t>
-      </w:r>
-      <w:r>
-        <w:rPr>
-          <w:rFonts w:hint="default" w:ascii="Times New Roman" w:hAnsi="Times New Roman" w:eastAsia="Times New Roman" w:cs="Times New Roman"/>
-          <w:b w:val="0"/>
-          <w:bCs w:val="0"/>
-          <w:sz w:val="28"/>
-          <w:szCs w:val="28"/>
-          <w:highlight w:val="none"/>
-          <w:lang w:val="en-US"/>
-        </w:rPr>
-        <w:t xml:space="preserve">, </w:t>
-      </w:r>
-      <w:r>
-        <w:rPr>
-          <w:rFonts w:hint="default" w:ascii="Times New Roman" w:hAnsi="Times New Roman" w:eastAsia="Times New Roman" w:cs="Times New Roman"/>
-          <w:b w:val="0"/>
-          <w:bCs w:val="0"/>
-          <w:sz w:val="28"/>
-          <w:szCs w:val="28"/>
-          <w:highlight w:val="none"/>
-          <w:lang w:val="ru-RU"/>
-        </w:rPr>
-        <w:t xml:space="preserve">истории заёмщиков</w:t>
-      </w:r>
-      <w:r>
-        <w:rPr>
-          <w:rFonts w:hint="default" w:ascii="Times New Roman" w:hAnsi="Times New Roman" w:eastAsia="Times New Roman" w:cs="Times New Roman"/>
-          <w:b w:val="0"/>
-          <w:bCs w:val="0"/>
-          <w:sz w:val="28"/>
-          <w:szCs w:val="28"/>
-          <w:highlight w:val="none"/>
-          <w:lang w:val="en-US"/>
-        </w:rPr>
-        <w:t xml:space="preserve">, </w:t>
-      </w:r>
-      <w:r>
-        <w:rPr>
-          <w:rFonts w:hint="default" w:ascii="Times New Roman" w:hAnsi="Times New Roman" w:eastAsia="Times New Roman" w:cs="Times New Roman"/>
-          <w:b w:val="0"/>
-          <w:bCs w:val="0"/>
-          <w:sz w:val="28"/>
-          <w:szCs w:val="28"/>
-          <w:highlight w:val="none"/>
-          <w:lang w:val="ru-RU"/>
-        </w:rPr>
-        <w:t xml:space="preserve">поведения при займах</w:t>
+        <w:t xml:space="preserve">,</w:t>
       </w:r>
       <w:r>
         <w:rPr>
@@ -2645,7 +2559,319 @@
           <w:highlight w:val="none"/>
           <w:lang w:val="ru-RU"/>
         </w:rPr>
-        <w:t xml:space="preserve">. </w:t>
+        <w:t xml:space="preserve"> для улучшения пользовательского опыта в образовательных платформах</w:t>
+      </w:r>
+      <w:r>
+        <w:rPr>
+          <w:rFonts w:ascii="Times New Roman" w:hAnsi="Times New Roman" w:eastAsia="Times New Roman" w:cs="Times New Roman"/>
+          <w:b w:val="0"/>
+          <w:bCs w:val="0"/>
+          <w:sz w:val="28"/>
+          <w:szCs w:val="28"/>
+          <w:highlight w:val="none"/>
+          <w:lang w:val="ru-RU"/>
+        </w:rPr>
+        <w:t xml:space="preserve">,</w:t>
+      </w:r>
+      <w:r>
+        <w:rPr>
+          <w:rFonts w:ascii="Times New Roman" w:hAnsi="Times New Roman" w:eastAsia="Times New Roman" w:cs="Times New Roman"/>
+          <w:b w:val="0"/>
+          <w:bCs w:val="0"/>
+          <w:sz w:val="28"/>
+          <w:szCs w:val="28"/>
+          <w:highlight w:val="none"/>
+          <w:lang w:val="ru-RU"/>
+        </w:rPr>
+        <w:t xml:space="preserve"> </w:t>
+      </w:r>
+      <w:r>
+        <w:rPr>
+          <w:rFonts w:ascii="Times New Roman" w:hAnsi="Times New Roman" w:eastAsia="Times New Roman" w:cs="Times New Roman"/>
+          <w:b w:val="0"/>
+          <w:bCs w:val="0"/>
+          <w:sz w:val="28"/>
+          <w:szCs w:val="28"/>
+          <w:highlight w:val="none"/>
+          <w:lang w:val="ru-RU"/>
+        </w:rPr>
+        <w:t xml:space="preserve">c</w:t>
+      </w:r>
+      <w:r>
+        <w:rPr>
+          <w:rFonts w:ascii="Times New Roman" w:hAnsi="Times New Roman" w:eastAsia="Times New Roman" w:cs="Times New Roman"/>
+          <w:b w:val="0"/>
+          <w:bCs w:val="0"/>
+          <w:sz w:val="28"/>
+          <w:szCs w:val="28"/>
+          <w:highlight w:val="none"/>
+          <w:lang w:val="ru-RU"/>
+        </w:rPr>
+        <w:t xml:space="preserve">a</w:t>
+      </w:r>
+      <w:r>
+        <w:rPr>
+          <w:rFonts w:ascii="Times New Roman" w:hAnsi="Times New Roman" w:eastAsia="Times New Roman" w:cs="Times New Roman"/>
+          <w:b w:val="0"/>
+          <w:bCs w:val="0"/>
+          <w:sz w:val="28"/>
+          <w:szCs w:val="28"/>
+          <w:highlight w:val="none"/>
+          <w:lang w:val="ru-RU"/>
+        </w:rPr>
+        <w:t xml:space="preserve">l</w:t>
+      </w:r>
+      <w:r>
+        <w:rPr>
+          <w:rFonts w:ascii="Times New Roman" w:hAnsi="Times New Roman" w:eastAsia="Times New Roman" w:cs="Times New Roman"/>
+          <w:b w:val="0"/>
+          <w:bCs w:val="0"/>
+          <w:sz w:val="28"/>
+          <w:szCs w:val="28"/>
+          <w:highlight w:val="none"/>
+          <w:lang w:val="ru-RU"/>
+        </w:rPr>
+        <w:t xml:space="preserve">l</w:t>
+      </w:r>
+      <w:r>
+        <w:rPr>
+          <w:rFonts w:ascii="Times New Roman" w:hAnsi="Times New Roman" w:eastAsia="Times New Roman" w:cs="Times New Roman"/>
+          <w:b w:val="0"/>
+          <w:bCs w:val="0"/>
+          <w:sz w:val="28"/>
+          <w:szCs w:val="28"/>
+          <w:highlight w:val="none"/>
+          <w:lang w:val="ru-RU"/>
+        </w:rPr>
+        <w:t xml:space="preserve"> </w:t>
+      </w:r>
+      <w:r>
+        <w:rPr>
+          <w:rFonts w:ascii="Times New Roman" w:hAnsi="Times New Roman" w:eastAsia="Times New Roman" w:cs="Times New Roman"/>
+          <w:b w:val="0"/>
+          <w:bCs w:val="0"/>
+          <w:sz w:val="28"/>
+          <w:szCs w:val="28"/>
+          <w:highlight w:val="none"/>
+          <w:lang w:val="ru-RU"/>
+        </w:rPr>
+        <w:t xml:space="preserve">–</w:t>
+      </w:r>
+      <w:r>
+        <w:rPr>
+          <w:rFonts w:ascii="Times New Roman" w:hAnsi="Times New Roman" w:eastAsia="Times New Roman" w:cs="Times New Roman"/>
+          <w:b w:val="0"/>
+          <w:bCs w:val="0"/>
+          <w:sz w:val="28"/>
+          <w:szCs w:val="28"/>
+          <w:highlight w:val="none"/>
+          <w:lang w:val="ru-RU"/>
+        </w:rPr>
+        <w:t xml:space="preserve"> центрах</w:t>
+      </w:r>
+      <w:r>
+        <w:rPr>
+          <w:rFonts w:ascii="Times New Roman" w:hAnsi="Times New Roman" w:eastAsia="Times New Roman" w:cs="Times New Roman"/>
+          <w:b w:val="0"/>
+          <w:bCs w:val="0"/>
+          <w:sz w:val="28"/>
+          <w:szCs w:val="28"/>
+          <w:highlight w:val="none"/>
+          <w:lang w:val="ru-RU"/>
+        </w:rPr>
+        <w:t xml:space="preserve">,</w:t>
+      </w:r>
+      <w:r>
+        <w:rPr>
+          <w:rFonts w:ascii="Times New Roman" w:hAnsi="Times New Roman" w:eastAsia="Times New Roman" w:cs="Times New Roman"/>
+          <w:b w:val="0"/>
+          <w:bCs w:val="0"/>
+          <w:sz w:val="28"/>
+          <w:szCs w:val="28"/>
+          <w:highlight w:val="none"/>
+          <w:lang w:val="ru-RU"/>
+        </w:rPr>
+        <w:t xml:space="preserve"> </w:t>
+      </w:r>
+      <w:r>
+        <w:rPr>
+          <w:rFonts w:ascii="Times New Roman" w:hAnsi="Times New Roman" w:eastAsia="Times New Roman" w:cs="Times New Roman"/>
+          <w:b w:val="0"/>
+          <w:bCs w:val="0"/>
+          <w:sz w:val="28"/>
+          <w:szCs w:val="28"/>
+          <w:highlight w:val="none"/>
+          <w:lang w:val="ru-RU"/>
+        </w:rPr>
+        <w:t xml:space="preserve">системах мониторинга психолого-эмоционального состояния</w:t>
+      </w:r>
+      <w:r>
+        <w:rPr>
+          <w:rFonts w:ascii="Times New Roman" w:hAnsi="Times New Roman" w:eastAsia="Times New Roman" w:cs="Times New Roman"/>
+          <w:b w:val="0"/>
+          <w:bCs w:val="0"/>
+          <w:sz w:val="28"/>
+          <w:szCs w:val="28"/>
+          <w:highlight w:val="none"/>
+          <w:lang w:val="ru-RU"/>
+        </w:rPr>
+        <w:t xml:space="preserve">,</w:t>
+      </w:r>
+      <w:r>
+        <w:rPr>
+          <w:rFonts w:ascii="Times New Roman" w:hAnsi="Times New Roman" w:eastAsia="Times New Roman" w:cs="Times New Roman"/>
+          <w:b w:val="0"/>
+          <w:bCs w:val="0"/>
+          <w:sz w:val="28"/>
+          <w:szCs w:val="28"/>
+          <w:highlight w:val="none"/>
+          <w:lang w:val="ru-RU"/>
+        </w:rPr>
+        <w:t xml:space="preserve"> </w:t>
+      </w:r>
+      <w:r>
+        <w:rPr>
+          <w:rFonts w:ascii="Times New Roman" w:hAnsi="Times New Roman" w:eastAsia="Times New Roman" w:cs="Times New Roman"/>
+          <w:b w:val="0"/>
+          <w:bCs w:val="0"/>
+          <w:sz w:val="28"/>
+          <w:szCs w:val="28"/>
+          <w:highlight w:val="none"/>
+          <w:lang w:val="ru-RU"/>
+        </w:rPr>
+        <w:t xml:space="preserve">на данный момент традиционные методы анализа речи</w:t>
+      </w:r>
+      <w:r>
+        <w:rPr>
+          <w:rFonts w:ascii="Times New Roman" w:hAnsi="Times New Roman" w:eastAsia="Times New Roman" w:cs="Times New Roman"/>
+          <w:b w:val="0"/>
+          <w:bCs w:val="0"/>
+          <w:sz w:val="28"/>
+          <w:szCs w:val="28"/>
+          <w:highlight w:val="none"/>
+          <w:lang w:val="ru-RU"/>
+        </w:rPr>
+        <w:t xml:space="preserve">,</w:t>
+      </w:r>
+      <w:r>
+        <w:rPr>
+          <w:rFonts w:ascii="Times New Roman" w:hAnsi="Times New Roman" w:eastAsia="Times New Roman" w:cs="Times New Roman"/>
+          <w:b w:val="0"/>
+          <w:bCs w:val="0"/>
+          <w:sz w:val="28"/>
+          <w:szCs w:val="28"/>
+          <w:highlight w:val="none"/>
+          <w:lang w:val="ru-RU"/>
+        </w:rPr>
+        <w:t xml:space="preserve"> не дают возможности учета индивидуальных особенностей тембра голоса</w:t>
+      </w:r>
+      <w:r>
+        <w:rPr>
+          <w:rFonts w:ascii="Times New Roman" w:hAnsi="Times New Roman" w:eastAsia="Times New Roman" w:cs="Times New Roman"/>
+          <w:b w:val="0"/>
+          <w:bCs w:val="0"/>
+          <w:sz w:val="28"/>
+          <w:szCs w:val="28"/>
+          <w:highlight w:val="none"/>
+          <w:lang w:val="ru-RU"/>
+        </w:rPr>
+        <w:t xml:space="preserve">,</w:t>
+      </w:r>
+      <w:r>
+        <w:rPr>
+          <w:rFonts w:ascii="Times New Roman" w:hAnsi="Times New Roman" w:eastAsia="Times New Roman" w:cs="Times New Roman"/>
+          <w:b w:val="0"/>
+          <w:bCs w:val="0"/>
+          <w:sz w:val="28"/>
+          <w:szCs w:val="28"/>
+          <w:highlight w:val="none"/>
+          <w:lang w:val="ru-RU"/>
+        </w:rPr>
+        <w:t xml:space="preserve"> интонация</w:t>
+      </w:r>
+      <w:r>
+        <w:rPr>
+          <w:rFonts w:ascii="Times New Roman" w:hAnsi="Times New Roman" w:eastAsia="Times New Roman" w:cs="Times New Roman"/>
+          <w:b w:val="0"/>
+          <w:bCs w:val="0"/>
+          <w:sz w:val="28"/>
+          <w:szCs w:val="28"/>
+          <w:highlight w:val="none"/>
+          <w:lang w:val="ru-RU"/>
+        </w:rPr>
+        <w:t xml:space="preserve"> </w:t>
+      </w:r>
+      <w:r>
+        <w:rPr>
+          <w:rFonts w:ascii="Times New Roman" w:hAnsi="Times New Roman" w:eastAsia="Times New Roman" w:cs="Times New Roman"/>
+          <w:b w:val="0"/>
+          <w:bCs w:val="0"/>
+          <w:sz w:val="28"/>
+          <w:szCs w:val="28"/>
+          <w:highlight w:val="none"/>
+          <w:lang w:val="ru-RU"/>
+        </w:rPr>
+        <w:t xml:space="preserve">с эмоциональной окраской</w:t>
+      </w:r>
+      <w:r>
+        <w:rPr>
+          <w:rFonts w:ascii="Times New Roman" w:hAnsi="Times New Roman" w:eastAsia="Times New Roman" w:cs="Times New Roman"/>
+          <w:b w:val="0"/>
+          <w:bCs w:val="0"/>
+          <w:sz w:val="28"/>
+          <w:szCs w:val="28"/>
+          <w:highlight w:val="none"/>
+          <w:lang w:val="ru-RU"/>
+        </w:rPr>
+        <w:t xml:space="preserve">,</w:t>
+      </w:r>
+      <w:r>
+        <w:rPr>
+          <w:rFonts w:ascii="Times New Roman" w:hAnsi="Times New Roman" w:eastAsia="Times New Roman" w:cs="Times New Roman"/>
+          <w:b w:val="0"/>
+          <w:bCs w:val="0"/>
+          <w:sz w:val="28"/>
+          <w:szCs w:val="28"/>
+          <w:highlight w:val="none"/>
+          <w:lang w:val="ru-RU"/>
+        </w:rPr>
+        <w:t xml:space="preserve"> в связи с этим необъодимо использование ансамблевых методов обучения</w:t>
+      </w:r>
+      <w:r>
+        <w:rPr>
+          <w:rFonts w:ascii="Times New Roman" w:hAnsi="Times New Roman" w:eastAsia="Times New Roman" w:cs="Times New Roman"/>
+          <w:b w:val="0"/>
+          <w:bCs w:val="0"/>
+          <w:sz w:val="28"/>
+          <w:szCs w:val="28"/>
+          <w:highlight w:val="none"/>
+          <w:lang w:val="ru-RU"/>
+        </w:rPr>
+        <w:t xml:space="preserve">,</w:t>
+      </w:r>
+      <w:r>
+        <w:rPr>
+          <w:rFonts w:ascii="Times New Roman" w:hAnsi="Times New Roman" w:eastAsia="Times New Roman" w:cs="Times New Roman"/>
+          <w:b w:val="0"/>
+          <w:bCs w:val="0"/>
+          <w:sz w:val="28"/>
+          <w:szCs w:val="28"/>
+          <w:highlight w:val="none"/>
+          <w:lang w:val="ru-RU"/>
+        </w:rPr>
+        <w:t xml:space="preserve"> для увеличения эффективности подобных систем</w:t>
+      </w:r>
+      <w:r>
+        <w:rPr>
+          <w:rFonts w:ascii="Times New Roman" w:hAnsi="Times New Roman" w:eastAsia="Times New Roman" w:cs="Times New Roman"/>
+          <w:b w:val="0"/>
+          <w:bCs w:val="0"/>
+          <w:sz w:val="28"/>
+          <w:szCs w:val="28"/>
+          <w:highlight w:val="none"/>
+          <w:lang w:val="ru-RU"/>
+        </w:rPr>
+        <w:t xml:space="preserve">.</w:t>
       </w:r>
       <w:r>
         <w:rPr>
@@ -2684,7 +2910,18 @@
           <w:highlight w:val="none"/>
           <w:lang w:val="ru-RU"/>
         </w:rPr>
-        <w:t xml:space="preserve">Целями работы утвердил задачи, по порядку:  построение</w:t>
+      </w:r>
+      <w:r>
+        <w:rPr>
+          <w:rFonts w:ascii="Times New Roman" w:hAnsi="Times New Roman" w:eastAsia="Times New Roman" w:cs="Times New Roman"/>
+          <w:b w:val="0"/>
+          <w:bCs w:val="0"/>
+          <w:sz w:val="28"/>
+          <w:szCs w:val="28"/>
+          <w:highlight w:val="none"/>
+          <w:lang w:val="ru-RU"/>
+        </w:rPr>
+        <w:t xml:space="preserve">Рассматриваемая основная прикладная задача, решаемая в рамках выбранной предметной области</w:t>
       </w:r>
       <w:r>
         <w:rPr>
@@ -2696,67 +2933,7 @@
           <w:highlight w:val="none"/>
           <w:lang w:val="ru-RU"/>
         </w:rPr>
-        <w:t xml:space="preserve"> модели с использованием ансамблиевых методов обучения</w:t>
-      </w:r>
-      <w:r>
-        <w:rPr>
-          <w:rFonts w:hint="default" w:ascii="Times New Roman" w:hAnsi="Times New Roman" w:eastAsia="Times New Roman" w:cs="Times New Roman"/>
-          <w:b w:val="0"/>
-          <w:bCs w:val="0"/>
-          <w:sz w:val="28"/>
-          <w:szCs w:val="28"/>
-          <w:highlight w:val="none"/>
-          <w:lang w:val="en-US"/>
-        </w:rPr>
-        <w:t xml:space="preserve">, </w:t>
-      </w:r>
-      <w:r>
-        <w:rPr>
-          <w:rFonts w:hint="default" w:ascii="Times New Roman" w:hAnsi="Times New Roman" w:eastAsia="Times New Roman" w:cs="Times New Roman"/>
-          <w:b w:val="0"/>
-          <w:bCs w:val="0"/>
-          <w:sz w:val="28"/>
-          <w:szCs w:val="28"/>
-          <w:highlight w:val="none"/>
-          <w:lang w:val="ru-RU"/>
-        </w:rPr>
-        <w:t xml:space="preserve">для оптимизированного решения задач кредитного скоринга</w:t>
-      </w:r>
-      <w:r>
-        <w:rPr>
-          <w:rFonts w:hint="default" w:ascii="Times New Roman" w:hAnsi="Times New Roman" w:eastAsia="Times New Roman" w:cs="Times New Roman"/>
-          <w:b w:val="0"/>
-          <w:bCs w:val="0"/>
-          <w:sz w:val="28"/>
-          <w:szCs w:val="28"/>
-          <w:highlight w:val="none"/>
-          <w:lang w:val="en-US"/>
-        </w:rPr>
-        <w:t xml:space="preserve">, </w:t>
-      </w:r>
-      <w:r>
-        <w:rPr>
-          <w:rFonts w:hint="default" w:ascii="Times New Roman" w:hAnsi="Times New Roman" w:eastAsia="Times New Roman" w:cs="Times New Roman"/>
-          <w:b w:val="0"/>
-          <w:bCs w:val="0"/>
-          <w:sz w:val="28"/>
-          <w:szCs w:val="28"/>
-          <w:highlight w:val="none"/>
-          <w:lang w:val="ru-RU"/>
-        </w:rPr>
-        <w:t xml:space="preserve">на основе анализа данных о заёмщике</w:t>
-      </w:r>
-      <w:r>
-        <w:rPr>
-          <w:rFonts w:hint="default" w:ascii="Times New Roman" w:hAnsi="Times New Roman" w:eastAsia="Times New Roman" w:cs="Times New Roman"/>
-          <w:b w:val="0"/>
-          <w:bCs w:val="0"/>
-          <w:sz w:val="28"/>
-          <w:szCs w:val="28"/>
-          <w:highlight w:val="none"/>
-          <w:lang w:val="en-US"/>
-        </w:rPr>
-        <w:t xml:space="preserve">.</w:t>
+        <w:t xml:space="preserve"> распознавания и синтеза речи </w:t>
       </w:r>
       <w:r>
         <w:rPr>
@@ -2768,7 +2945,7 @@
           <w:highlight w:val="none"/>
           <w:lang w:val="ru-RU"/>
         </w:rPr>
-        <w:t xml:space="preserve"> </w:t>
+        <w:t xml:space="preserve">автоматическое определение эмоционального состояния по аудиосигналу</w:t>
       </w:r>
       <w:r>
         <w:rPr>
@@ -2780,7 +2957,7 @@
           <w:highlight w:val="none"/>
           <w:lang w:val="ru-RU"/>
         </w:rPr>
-        <w:br/>
+        <w:t xml:space="preserve">,</w:t>
       </w:r>
       <w:r>
         <w:rPr>
@@ -2792,7 +2969,7 @@
           <w:highlight w:val="none"/>
           <w:lang w:val="ru-RU"/>
         </w:rPr>
-        <w:t xml:space="preserve">Задачами курсовой работы являются: </w:t>
+        <w:t xml:space="preserve"> сложности определения заключаются в влиянии шумов</w:t>
       </w:r>
       <w:r>
         <w:rPr>
@@ -2804,7 +2981,140 @@
           <w:highlight w:val="none"/>
           <w:lang w:val="ru-RU"/>
         </w:rPr>
-      </w:r>
+        <w:t xml:space="preserve">,</w:t>
+      </w:r>
+      <w:r>
+        <w:rPr>
+          <w:rFonts w:ascii="Times New Roman" w:hAnsi="Times New Roman" w:eastAsia="Times New Roman" w:cs="Times New Roman"/>
+          <w:b w:val="0"/>
+          <w:bCs w:val="0"/>
+          <w:sz w:val="28"/>
+          <w:szCs w:val="28"/>
+          <w:highlight w:val="none"/>
+          <w:lang w:val="ru-RU"/>
+        </w:rPr>
+        <w:t xml:space="preserve"> национального акцента</w:t>
+      </w:r>
+      <w:r>
+        <w:rPr>
+          <w:rFonts w:ascii="Times New Roman" w:hAnsi="Times New Roman" w:eastAsia="Times New Roman" w:cs="Times New Roman"/>
+          <w:b w:val="0"/>
+          <w:bCs w:val="0"/>
+          <w:sz w:val="28"/>
+          <w:szCs w:val="28"/>
+          <w:highlight w:val="none"/>
+          <w:lang w:val="ru-RU"/>
+        </w:rPr>
+        <w:t xml:space="preserve">,</w:t>
+      </w:r>
+      <w:r>
+        <w:rPr>
+          <w:rFonts w:ascii="Times New Roman" w:hAnsi="Times New Roman" w:eastAsia="Times New Roman" w:cs="Times New Roman"/>
+          <w:b w:val="0"/>
+          <w:bCs w:val="0"/>
+          <w:sz w:val="28"/>
+          <w:szCs w:val="28"/>
+          <w:highlight w:val="none"/>
+          <w:lang w:val="ru-RU"/>
+        </w:rPr>
+        <w:t xml:space="preserve"> при анализе эмоциональные классы могут пересекаться</w:t>
+      </w:r>
+      <w:r>
+        <w:rPr>
+          <w:rFonts w:ascii="Times New Roman" w:hAnsi="Times New Roman" w:eastAsia="Times New Roman" w:cs="Times New Roman"/>
+          <w:b w:val="0"/>
+          <w:bCs w:val="0"/>
+          <w:sz w:val="28"/>
+          <w:szCs w:val="28"/>
+          <w:highlight w:val="none"/>
+          <w:lang w:val="ru-RU"/>
+        </w:rPr>
+        <w:t xml:space="preserve">,</w:t>
+      </w:r>
+      <w:r>
+        <w:rPr>
+          <w:rFonts w:ascii="Times New Roman" w:hAnsi="Times New Roman" w:eastAsia="Times New Roman" w:cs="Times New Roman"/>
+          <w:b w:val="0"/>
+          <w:bCs w:val="0"/>
+          <w:sz w:val="28"/>
+          <w:szCs w:val="28"/>
+          <w:highlight w:val="none"/>
+          <w:lang w:val="ru-RU"/>
+        </w:rPr>
+        <w:t xml:space="preserve"> применение ансамблевых методов и глубокого обучения должно давать более стабильные результаты в предсказании эмоционального состояния человека</w:t>
+      </w:r>
+      <w:r>
+        <w:rPr>
+          <w:rFonts w:ascii="Times New Roman" w:hAnsi="Times New Roman" w:eastAsia="Times New Roman" w:cs="Times New Roman"/>
+          <w:b w:val="0"/>
+          <w:bCs w:val="0"/>
+          <w:sz w:val="28"/>
+          <w:szCs w:val="28"/>
+          <w:highlight w:val="none"/>
+          <w:lang w:val="ru-RU"/>
+        </w:rPr>
+        <w:t xml:space="preserve">,</w:t>
+      </w:r>
+      <w:r>
+        <w:rPr>
+          <w:rFonts w:ascii="Times New Roman" w:hAnsi="Times New Roman" w:eastAsia="Times New Roman" w:cs="Times New Roman"/>
+          <w:b w:val="0"/>
+          <w:bCs w:val="0"/>
+          <w:sz w:val="28"/>
+          <w:szCs w:val="28"/>
+          <w:highlight w:val="none"/>
+          <w:lang w:val="ru-RU"/>
+        </w:rPr>
+        <w:t xml:space="preserve"> по аудиозаписи речи</w:t>
+      </w:r>
+      <w:r>
+        <w:rPr>
+          <w:rFonts w:ascii="Times New Roman" w:hAnsi="Times New Roman" w:eastAsia="Times New Roman" w:cs="Times New Roman"/>
+          <w:b w:val="0"/>
+          <w:bCs w:val="0"/>
+          <w:sz w:val="28"/>
+          <w:szCs w:val="28"/>
+          <w:highlight w:val="none"/>
+          <w:lang w:val="ru-RU"/>
+        </w:rPr>
+        <w:t xml:space="preserve">.</w:t>
+      </w:r>
+      <w:r>
+        <w:rPr>
+          <w:rFonts w:ascii="Times New Roman" w:hAnsi="Times New Roman" w:eastAsia="Times New Roman" w:cs="Times New Roman"/>
+          <w:b w:val="0"/>
+          <w:bCs w:val="0"/>
+          <w:sz w:val="28"/>
+          <w:szCs w:val="28"/>
+          <w:highlight w:val="none"/>
+          <w:lang w:val="ru-RU"/>
+        </w:rPr>
+        <w:t xml:space="preserve"> </w:t>
+      </w:r>
+      <w:r>
+        <w:rPr>
+          <w:rFonts w:ascii="Times New Roman" w:hAnsi="Times New Roman" w:eastAsia="Times New Roman" w:cs="Times New Roman"/>
+          <w:b w:val="0"/>
+          <w:bCs w:val="0"/>
+          <w:sz w:val="28"/>
+          <w:szCs w:val="28"/>
+          <w:highlight w:val="none"/>
+          <w:lang w:val="ru-RU"/>
+        </w:rPr>
+        <w:t xml:space="preserve"> </w:t>
+      </w:r>
+      <w:r>
+        <w:rPr>
+          <w:rFonts w:ascii="Times New Roman" w:hAnsi="Times New Roman" w:eastAsia="Times New Roman" w:cs="Times New Roman"/>
+          <w:b w:val="0"/>
+          <w:bCs w:val="0"/>
+          <w:sz w:val="28"/>
+          <w:szCs w:val="28"/>
+          <w:highlight w:val="none"/>
+          <w:lang w:val="ru-RU"/>
+        </w:rPr>
+      </w:r>
+      <w:r/>
     </w:p>
     <w:p>
       <w:pPr>
@@ -2831,19 +3141,7 @@
           <w:highlight w:val="none"/>
           <w:lang w:val="ru-RU"/>
         </w:rPr>
-        <w:t xml:space="preserve">Анализирование типов</w:t>
-      </w:r>
-      <w:r>
-        <w:rPr>
-          <w:rFonts w:hint="default" w:ascii="Times New Roman" w:hAnsi="Times New Roman" w:eastAsia="Times New Roman" w:cs="Times New Roman"/>
-          <w:b w:val="0"/>
-          <w:bCs w:val="0"/>
-          <w:sz w:val="28"/>
-          <w:szCs w:val="28"/>
-          <w:highlight w:val="none"/>
-          <w:lang w:val="ru-RU"/>
-        </w:rPr>
-        <w:t xml:space="preserve"> </w:t>
+        <w:t xml:space="preserve">Степенью разработанности проблемы является особенностями применения ансамблевых методов</w:t>
       </w:r>
       <w:r>
         <w:rPr>
@@ -2855,23 +3153,23 @@
           <w:highlight w:val="none"/>
           <w:lang w:val="ru-RU"/>
         </w:rPr>
-        <w:t xml:space="preserve">моделей</w:t>
-      </w:r>
-      <w:r>
-        <w:rPr>
-          <w:rFonts w:hint="default" w:ascii="Times New Roman" w:hAnsi="Times New Roman" w:eastAsia="Times New Roman" w:cs="Times New Roman"/>
+        <w:t xml:space="preserve">,</w:t>
+      </w:r>
+      <w:r>
+        <w:rPr>
+          <w:rFonts w:ascii="Times New Roman" w:hAnsi="Times New Roman" w:eastAsia="Times New Roman" w:cs="Times New Roman"/>
           <w:b w:val="0"/>
           <w:bCs w:val="0"/>
           <w:sz w:val="28"/>
           <w:szCs w:val="28"/>
           <w:highlight w:val="none"/>
-          <w:lang w:val="en-US"/>
-        </w:rPr>
-        <w:t xml:space="preserve">, </w:t>
-      </w:r>
-      <w:r>
-        <w:rPr>
-          <w:rFonts w:hint="default" w:ascii="Times New Roman" w:hAnsi="Times New Roman" w:eastAsia="Times New Roman" w:cs="Times New Roman"/>
+          <w:lang w:val="ru-RU"/>
+        </w:rPr>
+        <w:t xml:space="preserve"> при ограниченных вычислительных ресурсах</w:t>
+      </w:r>
+      <w:r>
+        <w:rPr>
+          <w:rFonts w:ascii="Times New Roman" w:hAnsi="Times New Roman" w:eastAsia="Times New Roman" w:cs="Times New Roman"/>
           <w:b w:val="0"/>
           <w:bCs w:val="0"/>
           <w:sz w:val="28"/>
@@ -2879,7 +3177,103 @@
           <w:highlight w:val="none"/>
           <w:lang w:val="ru-RU"/>
         </w:rPr>
-        <w:t xml:space="preserve">для бинарных классификаций</w:t>
+        <w:t xml:space="preserve">,</w:t>
+      </w:r>
+      <w:r>
+        <w:rPr>
+          <w:rFonts w:ascii="Times New Roman" w:hAnsi="Times New Roman" w:eastAsia="Times New Roman" w:cs="Times New Roman"/>
+          <w:b w:val="0"/>
+          <w:bCs w:val="0"/>
+          <w:sz w:val="28"/>
+          <w:szCs w:val="28"/>
+          <w:highlight w:val="none"/>
+          <w:lang w:val="ru-RU"/>
+        </w:rPr>
+        <w:t xml:space="preserve"> демонстрации преимущества методов глубокого обучения</w:t>
+      </w:r>
+      <w:r>
+        <w:rPr>
+          <w:rFonts w:ascii="Times New Roman" w:hAnsi="Times New Roman" w:eastAsia="Times New Roman" w:cs="Times New Roman"/>
+          <w:b w:val="0"/>
+          <w:bCs w:val="0"/>
+          <w:sz w:val="28"/>
+          <w:szCs w:val="28"/>
+          <w:highlight w:val="none"/>
+          <w:lang w:val="ru-RU"/>
+        </w:rPr>
+        <w:t xml:space="preserve">,</w:t>
+      </w:r>
+      <w:r>
+        <w:rPr>
+          <w:rFonts w:ascii="Times New Roman" w:hAnsi="Times New Roman" w:eastAsia="Times New Roman" w:cs="Times New Roman"/>
+          <w:b w:val="0"/>
+          <w:bCs w:val="0"/>
+          <w:sz w:val="28"/>
+          <w:szCs w:val="28"/>
+          <w:highlight w:val="none"/>
+          <w:lang w:val="ru-RU"/>
+        </w:rPr>
+        <w:t xml:space="preserve"> </w:t>
+      </w:r>
+      <w:r>
+        <w:rPr>
+          <w:rFonts w:ascii="Times New Roman" w:hAnsi="Times New Roman" w:eastAsia="Times New Roman" w:cs="Times New Roman"/>
+          <w:b w:val="0"/>
+          <w:bCs w:val="0"/>
+          <w:sz w:val="28"/>
+          <w:szCs w:val="28"/>
+          <w:highlight w:val="none"/>
+          <w:lang w:val="ru-RU"/>
+        </w:rPr>
+        <w:t xml:space="preserve">по сравнению с традиционными методами использующие </w:t>
+      </w:r>
+      <w:r>
+        <w:rPr>
+          <w:rFonts w:ascii="Times New Roman" w:hAnsi="Times New Roman" w:eastAsia="Times New Roman" w:cs="Times New Roman"/>
+          <w:b w:val="0"/>
+          <w:bCs w:val="0"/>
+          <w:sz w:val="28"/>
+          <w:szCs w:val="28"/>
+          <w:highlight w:val="none"/>
+          <w:lang w:val="ru-RU"/>
+        </w:rPr>
+        <w:t xml:space="preserve">«черный ящик</w:t>
+      </w:r>
+      <w:r>
+        <w:rPr>
+          <w:rFonts w:ascii="Times New Roman" w:hAnsi="Times New Roman" w:eastAsia="Times New Roman" w:cs="Times New Roman"/>
+          <w:b w:val="0"/>
+          <w:bCs w:val="0"/>
+          <w:sz w:val="28"/>
+          <w:szCs w:val="28"/>
+          <w:highlight w:val="none"/>
+          <w:lang w:val="ru-RU"/>
+        </w:rPr>
+        <w:t xml:space="preserve">»</w:t>
+      </w:r>
+      <w:r>
+        <w:rPr>
+          <w:rFonts w:ascii="Times New Roman" w:hAnsi="Times New Roman" w:eastAsia="Times New Roman" w:cs="Times New Roman"/>
+          <w:b w:val="0"/>
+          <w:bCs w:val="0"/>
+          <w:sz w:val="28"/>
+          <w:szCs w:val="28"/>
+          <w:highlight w:val="none"/>
+          <w:lang w:val="ru-RU"/>
+        </w:rPr>
+        <w:t xml:space="preserve">,</w:t>
+      </w:r>
+      <w:r>
+        <w:rPr>
+          <w:rFonts w:ascii="Times New Roman" w:hAnsi="Times New Roman" w:eastAsia="Times New Roman" w:cs="Times New Roman"/>
+          <w:b w:val="0"/>
+          <w:bCs w:val="0"/>
+          <w:sz w:val="28"/>
+          <w:szCs w:val="28"/>
+          <w:highlight w:val="none"/>
+          <w:lang w:val="ru-RU"/>
+        </w:rPr>
+        <w:t xml:space="preserve"> без возможности вмешательства и гибкой настройки обучения моделей</w:t>
       </w:r>
       <w:r>
         <w:rPr>
@@ -2930,11 +3324,11 @@
           <w:highlight w:val="none"/>
           <w:lang w:val="ru-RU"/>
         </w:rPr>
-        <w:t xml:space="preserve">Выбор</w:t>
-      </w:r>
-      <w:r>
-        <w:rPr>
-          <w:rFonts w:hint="default" w:ascii="Times New Roman" w:hAnsi="Times New Roman" w:eastAsia="Times New Roman" w:cs="Times New Roman"/>
+        <w:t xml:space="preserve">Объектом исследования является – процесс распознавания эмоционального состояния</w:t>
+      </w:r>
+      <w:r>
+        <w:rPr>
+          <w:rFonts w:ascii="Times New Roman" w:hAnsi="Times New Roman" w:eastAsia="Times New Roman" w:cs="Times New Roman"/>
           <w:b w:val="0"/>
           <w:bCs w:val="0"/>
           <w:sz w:val="28"/>
@@ -2942,31 +3336,19 @@
           <w:highlight w:val="none"/>
           <w:lang w:val="ru-RU"/>
         </w:rPr>
-        <w:t xml:space="preserve"> датасета</w:t>
-      </w:r>
-      <w:r>
-        <w:rPr>
-          <w:rFonts w:hint="default" w:ascii="Times New Roman" w:hAnsi="Times New Roman" w:eastAsia="Times New Roman" w:cs="Times New Roman"/>
+        <w:t xml:space="preserve">,</w:t>
+      </w:r>
+      <w:r>
+        <w:rPr>
+          <w:rFonts w:ascii="Times New Roman" w:hAnsi="Times New Roman" w:eastAsia="Times New Roman" w:cs="Times New Roman"/>
           <w:b w:val="0"/>
           <w:bCs w:val="0"/>
           <w:sz w:val="28"/>
           <w:szCs w:val="28"/>
           <w:highlight w:val="none"/>
-          <w:lang w:val="en-US"/>
-        </w:rPr>
-        <w:t xml:space="preserve">, </w:t>
-      </w:r>
-      <w:r>
-        <w:rPr>
-          <w:rFonts w:hint="default" w:ascii="Times New Roman" w:hAnsi="Times New Roman" w:eastAsia="Times New Roman" w:cs="Times New Roman"/>
-          <w:b w:val="0"/>
-          <w:bCs w:val="0"/>
-          <w:sz w:val="28"/>
-          <w:szCs w:val="28"/>
-          <w:highlight w:val="none"/>
           <w:lang w:val="ru-RU"/>
         </w:rPr>
-        <w:t xml:space="preserve">подходящего под критерии задачи кредитного скоринга</w:t>
+        <w:t xml:space="preserve"> по аудиозаписи</w:t>
       </w:r>
       <w:r>
         <w:rPr>
@@ -2998,17 +3380,6 @@
         <w:jc w:val="left"/>
         <w:spacing w:line="360" w:lineRule="auto"/>
         <w:rPr>
-          <w:rFonts w:hint="default" w:ascii="Times New Roman" w:hAnsi="Times New Roman" w:eastAsia="Times New Roman" w:cs="Times New Roman"/>
-          <w:b w:val="0"/>
-          <w:bCs w:val="0"/>
-          <w:sz w:val="28"/>
-          <w:szCs w:val="28"/>
-          <w:highlight w:val="none"/>
-          <w:lang w:val="en-US"/>
-        </w:rPr>
-      </w:pPr>
-      <w:r>
-        <w:rPr>
           <w:rFonts w:ascii="Times New Roman" w:hAnsi="Times New Roman" w:eastAsia="Times New Roman" w:cs="Times New Roman"/>
           <w:b w:val="0"/>
           <w:bCs w:val="0"/>
@@ -3017,11 +3388,10 @@
           <w:highlight w:val="none"/>
           <w:lang w:val="ru-RU"/>
         </w:rPr>
-        <w:t xml:space="preserve">Поиск</w:t>
-      </w:r>
-      <w:r>
-        <w:rPr>
-          <w:rFonts w:hint="default" w:ascii="Times New Roman" w:hAnsi="Times New Roman" w:eastAsia="Times New Roman" w:cs="Times New Roman"/>
+      </w:pPr>
+      <w:r>
+        <w:rPr>
+          <w:rFonts w:ascii="Times New Roman" w:hAnsi="Times New Roman" w:eastAsia="Times New Roman" w:cs="Times New Roman"/>
           <w:b w:val="0"/>
           <w:bCs w:val="0"/>
           <w:sz w:val="28"/>
@@ -3029,23 +3399,23 @@
           <w:highlight w:val="none"/>
           <w:lang w:val="ru-RU"/>
         </w:rPr>
-        <w:t xml:space="preserve"> подходящих методов ансамблевого обучения</w:t>
-      </w:r>
-      <w:r>
-        <w:rPr>
-          <w:rFonts w:hint="default" w:ascii="Times New Roman" w:hAnsi="Times New Roman" w:eastAsia="Times New Roman" w:cs="Times New Roman"/>
+        <w:t xml:space="preserve">Предметом исследования являются ансамблевые методы машинного обучения</w:t>
+      </w:r>
+      <w:r>
+        <w:rPr>
+          <w:rFonts w:ascii="Times New Roman" w:hAnsi="Times New Roman" w:eastAsia="Times New Roman" w:cs="Times New Roman"/>
           <w:b w:val="0"/>
           <w:bCs w:val="0"/>
           <w:sz w:val="28"/>
           <w:szCs w:val="28"/>
           <w:highlight w:val="none"/>
-          <w:lang w:val="en-US"/>
-        </w:rPr>
-        <w:t xml:space="preserve">, </w:t>
-      </w:r>
-      <w:r>
-        <w:rPr>
-          <w:rFonts w:hint="default" w:ascii="Times New Roman" w:hAnsi="Times New Roman" w:eastAsia="Times New Roman" w:cs="Times New Roman"/>
+          <w:lang w:val="ru-RU"/>
+        </w:rPr>
+        <w:t xml:space="preserve">,</w:t>
+      </w:r>
+      <w:r>
+        <w:rPr>
+          <w:rFonts w:ascii="Times New Roman" w:hAnsi="Times New Roman" w:eastAsia="Times New Roman" w:cs="Times New Roman"/>
           <w:b w:val="0"/>
           <w:bCs w:val="0"/>
           <w:sz w:val="28"/>
@@ -3053,29 +3423,53 @@
           <w:highlight w:val="none"/>
           <w:lang w:val="ru-RU"/>
         </w:rPr>
-        <w:t xml:space="preserve">для оптимизации бинарной классификации</w:t>
-      </w:r>
-      <w:r>
-        <w:rPr>
-          <w:rFonts w:hint="default" w:ascii="Times New Roman" w:hAnsi="Times New Roman" w:eastAsia="Times New Roman" w:cs="Times New Roman"/>
+        <w:t xml:space="preserve"> использующиеся в многоклассовой класификации эмоциональной окраски речи</w:t>
+      </w:r>
+      <w:r>
+        <w:rPr>
+          <w:rFonts w:ascii="Times New Roman" w:hAnsi="Times New Roman" w:eastAsia="Times New Roman" w:cs="Times New Roman"/>
           <w:b w:val="0"/>
           <w:bCs w:val="0"/>
           <w:sz w:val="28"/>
           <w:szCs w:val="28"/>
           <w:highlight w:val="none"/>
-          <w:lang w:val="en-US"/>
-        </w:rPr>
-        <w:t xml:space="preserve">.</w:t>
-      </w:r>
-      <w:r>
-        <w:rPr>
-          <w:rFonts w:hint="default" w:ascii="Times New Roman" w:hAnsi="Times New Roman" w:eastAsia="Times New Roman" w:cs="Times New Roman"/>
+          <w:lang w:val="ru-RU"/>
+        </w:rPr>
+        <w:t xml:space="preserve">,</w:t>
+      </w:r>
+      <w:r>
+        <w:rPr>
+          <w:rFonts w:ascii="Times New Roman" w:hAnsi="Times New Roman" w:eastAsia="Times New Roman" w:cs="Times New Roman"/>
           <w:b w:val="0"/>
           <w:bCs w:val="0"/>
           <w:sz w:val="28"/>
           <w:szCs w:val="28"/>
           <w:highlight w:val="none"/>
-          <w:lang w:val="en-US"/>
+          <w:lang w:val="ru-RU"/>
+        </w:rPr>
+        <w:t xml:space="preserve"> используя признаки извлеченные из датасета</w:t>
+      </w:r>
+      <w:r>
+        <w:rPr>
+          <w:rFonts w:ascii="Times New Roman" w:hAnsi="Times New Roman" w:eastAsia="Times New Roman" w:cs="Times New Roman"/>
+          <w:b w:val="0"/>
+          <w:bCs w:val="0"/>
+          <w:sz w:val="28"/>
+          <w:szCs w:val="28"/>
+          <w:highlight w:val="none"/>
+          <w:lang w:val="ru-RU"/>
+        </w:rPr>
+        <w:t xml:space="preserve">.</w:t>
+      </w:r>
+      <w:r>
+        <w:rPr>
+          <w:rFonts w:ascii="Times New Roman" w:hAnsi="Times New Roman" w:eastAsia="Times New Roman" w:cs="Times New Roman"/>
+          <w:b w:val="0"/>
+          <w:bCs w:val="0"/>
+          <w:sz w:val="28"/>
+          <w:szCs w:val="28"/>
+          <w:highlight w:val="none"/>
+          <w:lang w:val="ru-RU"/>
         </w:rPr>
       </w:r>
     </w:p>
@@ -3085,18 +3479,18 @@
         <w:jc w:val="left"/>
         <w:spacing w:line="360" w:lineRule="auto"/>
         <w:rPr>
-          <w:rFonts w:hint="default" w:ascii="Times New Roman" w:hAnsi="Times New Roman" w:eastAsia="Times New Roman" w:cs="Times New Roman"/>
+          <w:rFonts w:ascii="Times New Roman" w:hAnsi="Times New Roman" w:eastAsia="Times New Roman" w:cs="Times New Roman"/>
           <w:b w:val="0"/>
           <w:bCs w:val="0"/>
           <w:sz w:val="28"/>
           <w:szCs w:val="28"/>
           <w:highlight w:val="none"/>
-          <w:lang w:val="en-US"/>
+          <w:lang w:val="ru-RU"/>
         </w:rPr>
       </w:pPr>
       <w:r>
         <w:rPr>
-          <w:rFonts w:hint="default" w:ascii="Times New Roman" w:hAnsi="Times New Roman" w:eastAsia="Times New Roman" w:cs="Times New Roman"/>
+          <w:rFonts w:ascii="Times New Roman" w:hAnsi="Times New Roman" w:eastAsia="Times New Roman" w:cs="Times New Roman"/>
           <w:b w:val="0"/>
           <w:bCs w:val="0"/>
           <w:sz w:val="28"/>
@@ -3104,29 +3498,125 @@
           <w:highlight w:val="none"/>
           <w:lang w:val="ru-RU"/>
         </w:rPr>
-        <w:t xml:space="preserve">Создание архитектуры модели способной решать задачи кредитного скоринга</w:t>
-      </w:r>
-      <w:r>
-        <w:rPr>
-          <w:rFonts w:hint="default" w:ascii="Times New Roman" w:hAnsi="Times New Roman" w:eastAsia="Times New Roman" w:cs="Times New Roman"/>
+        <w:t xml:space="preserve">Целями работы </w:t>
+      </w:r>
+      <w:r>
+        <w:rPr>
+          <w:rFonts w:ascii="Times New Roman" w:hAnsi="Times New Roman" w:eastAsia="Times New Roman" w:cs="Times New Roman"/>
           <w:b w:val="0"/>
           <w:bCs w:val="0"/>
           <w:sz w:val="28"/>
           <w:szCs w:val="28"/>
           <w:highlight w:val="none"/>
-          <w:lang w:val="en-US"/>
-        </w:rPr>
-        <w:t xml:space="preserve">.</w:t>
-      </w:r>
-      <w:r>
-        <w:rPr>
-          <w:rFonts w:hint="default" w:ascii="Times New Roman" w:hAnsi="Times New Roman" w:eastAsia="Times New Roman" w:cs="Times New Roman"/>
+          <w:lang w:val="ru-RU"/>
+        </w:rPr>
+        <w:t xml:space="preserve">служит реализация ансамблевой модели – распознающей эмоции в речи</w:t>
+      </w:r>
+      <w:r>
+        <w:rPr>
+          <w:rFonts w:ascii="Times New Roman" w:hAnsi="Times New Roman" w:eastAsia="Times New Roman" w:cs="Times New Roman"/>
           <w:b w:val="0"/>
           <w:bCs w:val="0"/>
           <w:sz w:val="28"/>
           <w:szCs w:val="28"/>
           <w:highlight w:val="none"/>
-          <w:lang w:val="en-US"/>
+          <w:lang w:val="ru-RU"/>
+        </w:rPr>
+        <w:t xml:space="preserve">,</w:t>
+      </w:r>
+      <w:r>
+        <w:rPr>
+          <w:rFonts w:ascii="Times New Roman" w:hAnsi="Times New Roman" w:eastAsia="Times New Roman" w:cs="Times New Roman"/>
+          <w:b w:val="0"/>
+          <w:bCs w:val="0"/>
+          <w:sz w:val="28"/>
+          <w:szCs w:val="28"/>
+          <w:highlight w:val="none"/>
+          <w:lang w:val="ru-RU"/>
+        </w:rPr>
+        <w:t xml:space="preserve"> на основе признаков извлеченных из датасета</w:t>
+      </w:r>
+      <w:r>
+        <w:rPr>
+          <w:rFonts w:ascii="Times New Roman" w:hAnsi="Times New Roman" w:eastAsia="Times New Roman" w:cs="Times New Roman"/>
+          <w:b w:val="0"/>
+          <w:bCs w:val="0"/>
+          <w:sz w:val="28"/>
+          <w:szCs w:val="28"/>
+          <w:highlight w:val="none"/>
+          <w:lang w:val="ru-RU"/>
+        </w:rPr>
+        <w:t xml:space="preserve">.</w:t>
+      </w:r>
+      <w:r>
+        <w:rPr>
+          <w:rFonts w:ascii="Times New Roman" w:hAnsi="Times New Roman" w:eastAsia="Times New Roman" w:cs="Times New Roman"/>
+          <w:b w:val="0"/>
+          <w:bCs w:val="0"/>
+          <w:sz w:val="28"/>
+          <w:szCs w:val="28"/>
+          <w:highlight w:val="none"/>
+          <w:lang w:val="ru-RU"/>
+        </w:rPr>
+        <w:t xml:space="preserve"> </w:t>
+      </w:r>
+      <w:r>
+        <w:rPr>
+          <w:rFonts w:ascii="Times New Roman" w:hAnsi="Times New Roman" w:eastAsia="Times New Roman" w:cs="Times New Roman"/>
+          <w:b w:val="0"/>
+          <w:bCs w:val="0"/>
+          <w:sz w:val="28"/>
+          <w:szCs w:val="28"/>
+          <w:highlight w:val="none"/>
+          <w:lang w:val="ru-RU"/>
+        </w:rPr>
+        <w:t xml:space="preserve">Для достижения поставленной цели</w:t>
+      </w:r>
+      <w:r>
+        <w:rPr>
+          <w:rFonts w:ascii="Times New Roman" w:hAnsi="Times New Roman" w:eastAsia="Times New Roman" w:cs="Times New Roman"/>
+          <w:b w:val="0"/>
+          <w:bCs w:val="0"/>
+          <w:sz w:val="28"/>
+          <w:szCs w:val="28"/>
+          <w:highlight w:val="none"/>
+          <w:lang w:val="ru-RU"/>
+        </w:rPr>
+        <w:t xml:space="preserve">,</w:t>
+      </w:r>
+      <w:r>
+        <w:rPr>
+          <w:rFonts w:ascii="Times New Roman" w:hAnsi="Times New Roman" w:eastAsia="Times New Roman" w:cs="Times New Roman"/>
+          <w:b w:val="0"/>
+          <w:bCs w:val="0"/>
+          <w:sz w:val="28"/>
+          <w:szCs w:val="28"/>
+          <w:highlight w:val="none"/>
+          <w:lang w:val="ru-RU"/>
+        </w:rPr>
+        <w:t xml:space="preserve"> требуется реализовать задачи</w:t>
+      </w:r>
+      <w:r>
+        <w:rPr>
+          <w:rFonts w:ascii="Times New Roman" w:hAnsi="Times New Roman" w:eastAsia="Times New Roman" w:cs="Times New Roman"/>
+          <w:b w:val="0"/>
+          <w:bCs w:val="0"/>
+          <w:sz w:val="28"/>
+          <w:szCs w:val="28"/>
+          <w:highlight w:val="none"/>
+          <w:lang w:val="ru-RU"/>
+        </w:rPr>
+        <w:t xml:space="preserve">:</w:t>
+      </w:r>
+      <w:r>
+        <w:rPr>
+          <w:rFonts w:ascii="Times New Roman" w:hAnsi="Times New Roman" w:eastAsia="Times New Roman" w:cs="Times New Roman"/>
+          <w:b w:val="0"/>
+          <w:bCs w:val="0"/>
+          <w:sz w:val="28"/>
+          <w:szCs w:val="28"/>
+          <w:highlight w:val="none"/>
+          <w:lang w:val="ru-RU"/>
         </w:rPr>
       </w:r>
     </w:p>
@@ -3136,18 +3626,18 @@
         <w:jc w:val="left"/>
         <w:spacing w:line="360" w:lineRule="auto"/>
         <w:rPr>
-          <w:rFonts w:hint="default" w:ascii="Times New Roman" w:hAnsi="Times New Roman" w:eastAsia="Times New Roman" w:cs="Times New Roman"/>
+          <w:rFonts w:ascii="Times New Roman" w:hAnsi="Times New Roman" w:eastAsia="Times New Roman" w:cs="Times New Roman"/>
           <w:b w:val="0"/>
           <w:bCs w:val="0"/>
           <w:sz w:val="28"/>
           <w:szCs w:val="28"/>
           <w:highlight w:val="none"/>
-          <w:lang w:val="en-US"/>
+          <w:lang w:val="ru-RU"/>
         </w:rPr>
       </w:pPr>
       <w:r>
         <w:rPr>
-          <w:rFonts w:hint="default" w:ascii="Times New Roman" w:hAnsi="Times New Roman" w:eastAsia="Times New Roman" w:cs="Times New Roman"/>
+          <w:rFonts w:ascii="Times New Roman" w:hAnsi="Times New Roman" w:eastAsia="Times New Roman" w:cs="Times New Roman"/>
           <w:b w:val="0"/>
           <w:bCs w:val="0"/>
           <w:sz w:val="28"/>
@@ -3155,23 +3645,23 @@
           <w:highlight w:val="none"/>
           <w:lang w:val="ru-RU"/>
         </w:rPr>
-        <w:t xml:space="preserve">Формирование тестовой и обучающей выборки</w:t>
-      </w:r>
-      <w:r>
-        <w:rPr>
-          <w:rFonts w:hint="default" w:ascii="Times New Roman" w:hAnsi="Times New Roman" w:eastAsia="Times New Roman" w:cs="Times New Roman"/>
+        <w:t xml:space="preserve">Обоснованно выбрать набор данных</w:t>
+      </w:r>
+      <w:r>
+        <w:rPr>
+          <w:rFonts w:ascii="Times New Roman" w:hAnsi="Times New Roman" w:eastAsia="Times New Roman" w:cs="Times New Roman"/>
           <w:b w:val="0"/>
           <w:bCs w:val="0"/>
           <w:sz w:val="28"/>
           <w:szCs w:val="28"/>
           <w:highlight w:val="none"/>
-          <w:lang w:val="en-US"/>
-        </w:rPr>
-        <w:t xml:space="preserve">, </w:t>
-      </w:r>
-      <w:r>
-        <w:rPr>
-          <w:rFonts w:hint="default" w:ascii="Times New Roman" w:hAnsi="Times New Roman" w:eastAsia="Times New Roman" w:cs="Times New Roman"/>
+          <w:lang w:val="ru-RU"/>
+        </w:rPr>
+        <w:t xml:space="preserve">,</w:t>
+      </w:r>
+      <w:r>
+        <w:rPr>
+          <w:rFonts w:ascii="Times New Roman" w:hAnsi="Times New Roman" w:eastAsia="Times New Roman" w:cs="Times New Roman"/>
           <w:b w:val="0"/>
           <w:bCs w:val="0"/>
           <w:sz w:val="28"/>
@@ -3179,29 +3669,29 @@
           <w:highlight w:val="none"/>
           <w:lang w:val="ru-RU"/>
         </w:rPr>
-        <w:t xml:space="preserve">для увеличения эффективности обучения</w:t>
-      </w:r>
-      <w:r>
-        <w:rPr>
-          <w:rFonts w:hint="default" w:ascii="Times New Roman" w:hAnsi="Times New Roman" w:eastAsia="Times New Roman" w:cs="Times New Roman"/>
+        <w:t xml:space="preserve"> подходящий под тематику исследования</w:t>
+      </w:r>
+      <w:r>
+        <w:rPr>
+          <w:rFonts w:ascii="Times New Roman" w:hAnsi="Times New Roman" w:eastAsia="Times New Roman" w:cs="Times New Roman"/>
           <w:b w:val="0"/>
           <w:bCs w:val="0"/>
           <w:sz w:val="28"/>
           <w:szCs w:val="28"/>
           <w:highlight w:val="none"/>
-          <w:lang w:val="en-US"/>
-        </w:rPr>
-        <w:t xml:space="preserve">.</w:t>
-      </w:r>
-      <w:r>
-        <w:rPr>
-          <w:rFonts w:hint="default" w:ascii="Times New Roman" w:hAnsi="Times New Roman" w:eastAsia="Times New Roman" w:cs="Times New Roman"/>
+          <w:lang w:val="ru-RU"/>
+        </w:rPr>
+        <w:t xml:space="preserve">;</w:t>
+      </w:r>
+      <w:r>
+        <w:rPr>
+          <w:rFonts w:ascii="Times New Roman" w:hAnsi="Times New Roman" w:eastAsia="Times New Roman" w:cs="Times New Roman"/>
           <w:b w:val="0"/>
           <w:bCs w:val="0"/>
           <w:sz w:val="28"/>
           <w:szCs w:val="28"/>
           <w:highlight w:val="none"/>
-          <w:lang w:val="en-US"/>
+          <w:lang w:val="ru-RU"/>
         </w:rPr>
       </w:r>
     </w:p>
@@ -3211,18 +3701,18 @@
         <w:jc w:val="left"/>
         <w:spacing w:line="360" w:lineRule="auto"/>
         <w:rPr>
-          <w:rFonts w:hint="default" w:ascii="Times New Roman" w:hAnsi="Times New Roman" w:eastAsia="Times New Roman" w:cs="Times New Roman"/>
+          <w:rFonts w:ascii="Times New Roman" w:hAnsi="Times New Roman" w:eastAsia="Times New Roman" w:cs="Times New Roman"/>
           <w:b w:val="0"/>
           <w:bCs w:val="0"/>
           <w:sz w:val="28"/>
           <w:szCs w:val="28"/>
           <w:highlight w:val="none"/>
-          <w:lang w:val="en-US"/>
+          <w:lang w:val="ru-RU"/>
         </w:rPr>
       </w:pPr>
       <w:r>
         <w:rPr>
-          <w:rFonts w:hint="default" w:ascii="Times New Roman" w:hAnsi="Times New Roman" w:eastAsia="Times New Roman" w:cs="Times New Roman"/>
+          <w:rFonts w:ascii="Times New Roman" w:hAnsi="Times New Roman" w:eastAsia="Times New Roman" w:cs="Times New Roman"/>
           <w:b w:val="0"/>
           <w:bCs w:val="0"/>
           <w:sz w:val="28"/>
@@ -3230,29 +3720,29 @@
           <w:highlight w:val="none"/>
           <w:lang w:val="ru-RU"/>
         </w:rPr>
-        <w:t xml:space="preserve">Проверка заявленной эффективности полученных в ходе обучения моделей</w:t>
-      </w:r>
-      <w:r>
-        <w:rPr>
-          <w:rFonts w:hint="default" w:ascii="Times New Roman" w:hAnsi="Times New Roman" w:eastAsia="Times New Roman" w:cs="Times New Roman"/>
+        <w:t xml:space="preserve">Провести предобработку с предварительным анализом для выбранного датасета</w:t>
+      </w:r>
+      <w:r>
+        <w:rPr>
+          <w:rFonts w:ascii="Times New Roman" w:hAnsi="Times New Roman" w:eastAsia="Times New Roman" w:cs="Times New Roman"/>
           <w:b w:val="0"/>
           <w:bCs w:val="0"/>
           <w:sz w:val="28"/>
           <w:szCs w:val="28"/>
           <w:highlight w:val="none"/>
-          <w:lang w:val="en-US"/>
-        </w:rPr>
-        <w:t xml:space="preserve">.</w:t>
-      </w:r>
-      <w:r>
-        <w:rPr>
-          <w:rFonts w:hint="default" w:ascii="Times New Roman" w:hAnsi="Times New Roman" w:eastAsia="Times New Roman" w:cs="Times New Roman"/>
+          <w:lang w:val="ru-RU"/>
+        </w:rPr>
+        <w:t xml:space="preserve">;</w:t>
+      </w:r>
+      <w:r>
+        <w:rPr>
+          <w:rFonts w:ascii="Times New Roman" w:hAnsi="Times New Roman" w:eastAsia="Times New Roman" w:cs="Times New Roman"/>
           <w:b w:val="0"/>
           <w:bCs w:val="0"/>
           <w:sz w:val="28"/>
           <w:szCs w:val="28"/>
           <w:highlight w:val="none"/>
-          <w:lang w:val="en-US"/>
+          <w:lang w:val="ru-RU"/>
         </w:rPr>
       </w:r>
     </w:p>
@@ -3273,264 +3763,57 @@
       </w:pPr>
       <w:r>
         <w:rPr>
+          <w:rFonts w:ascii="Times New Roman" w:hAnsi="Times New Roman" w:eastAsia="Times New Roman" w:cs="Times New Roman"/>
+          <w:b w:val="0"/>
+          <w:bCs w:val="0"/>
+          <w:sz w:val="28"/>
+          <w:szCs w:val="28"/>
+          <w:highlight w:val="none"/>
+          <w:lang w:val="ru-RU"/>
+        </w:rPr>
+        <w:t xml:space="preserve">Выполнение описательного анализа данных</w:t>
+      </w:r>
+      <w:r>
+        <w:rPr>
+          <w:rFonts w:ascii="Times New Roman" w:hAnsi="Times New Roman" w:eastAsia="Times New Roman" w:cs="Times New Roman"/>
+          <w:b w:val="0"/>
+          <w:bCs w:val="0"/>
+          <w:sz w:val="28"/>
+          <w:szCs w:val="28"/>
+          <w:highlight w:val="none"/>
+          <w:lang w:val="ru-RU"/>
+        </w:rPr>
+        <w:t xml:space="preserve">,</w:t>
+      </w:r>
+      <w:r>
+        <w:rPr>
+          <w:rFonts w:ascii="Times New Roman" w:hAnsi="Times New Roman" w:eastAsia="Times New Roman" w:cs="Times New Roman"/>
+          <w:b w:val="0"/>
+          <w:bCs w:val="0"/>
+          <w:sz w:val="28"/>
+          <w:szCs w:val="28"/>
+          <w:highlight w:val="none"/>
+          <w:lang w:val="ru-RU"/>
+        </w:rPr>
+        <w:t xml:space="preserve"> с визуализацией результатов</w:t>
+      </w:r>
+      <w:r>
+        <w:rPr>
+          <w:rFonts w:ascii="Times New Roman" w:hAnsi="Times New Roman" w:eastAsia="Times New Roman" w:cs="Times New Roman"/>
+          <w:b w:val="0"/>
+          <w:bCs w:val="0"/>
+          <w:sz w:val="28"/>
+          <w:szCs w:val="28"/>
+          <w:highlight w:val="none"/>
+          <w:lang w:val="ru-RU"/>
+        </w:rPr>
+        <w:t xml:space="preserve">;</w:t>
+      </w:r>
+      <w:r>
+        <w:rPr>
           <w:rFonts w:hint="default" w:ascii="Times New Roman" w:hAnsi="Times New Roman" w:eastAsia="Times New Roman" w:cs="Times New Roman"/>
           <w:b w:val="0"/>
           <w:bCs w:val="0"/>
-          <w:sz w:val="28"/>
-          <w:szCs w:val="28"/>
-          <w:highlight w:val="none"/>
-          <w:lang w:val="ru-RU"/>
-        </w:rPr>
-        <w:t xml:space="preserve">Оптимизация и поиск важных гиперпараметров</w:t>
-      </w:r>
-      <w:r>
-        <w:rPr>
-          <w:rFonts w:hint="default" w:ascii="Times New Roman" w:hAnsi="Times New Roman" w:eastAsia="Times New Roman" w:cs="Times New Roman"/>
-          <w:b w:val="0"/>
-          <w:bCs w:val="0"/>
-          <w:sz w:val="28"/>
-          <w:szCs w:val="28"/>
-          <w:highlight w:val="none"/>
-          <w:lang w:val="en-US"/>
-        </w:rPr>
-        <w:t xml:space="preserve">, </w:t>
-      </w:r>
-      <w:r>
-        <w:rPr>
-          <w:rFonts w:hint="default" w:ascii="Times New Roman" w:hAnsi="Times New Roman" w:eastAsia="Times New Roman" w:cs="Times New Roman"/>
-          <w:b w:val="0"/>
-          <w:bCs w:val="0"/>
-          <w:sz w:val="28"/>
-          <w:szCs w:val="28"/>
-          <w:highlight w:val="none"/>
-          <w:lang w:val="ru-RU"/>
-        </w:rPr>
-        <w:t xml:space="preserve">для увеличения качества моделей</w:t>
-      </w:r>
-      <w:r>
-        <w:rPr>
-          <w:rFonts w:hint="default" w:ascii="Times New Roman" w:hAnsi="Times New Roman" w:eastAsia="Times New Roman" w:cs="Times New Roman"/>
-          <w:b w:val="0"/>
-          <w:bCs w:val="0"/>
-          <w:sz w:val="28"/>
-          <w:szCs w:val="28"/>
-          <w:highlight w:val="none"/>
-          <w:lang w:val="en-US"/>
-        </w:rPr>
-        <w:t xml:space="preserve">.</w:t>
-      </w:r>
-      <w:r>
-        <w:rPr>
-          <w:rFonts w:ascii="Times New Roman" w:hAnsi="Times New Roman" w:eastAsia="Times New Roman" w:cs="Times New Roman"/>
-          <w:b w:val="0"/>
-          <w:bCs w:val="0"/>
-          <w:sz w:val="28"/>
-          <w:szCs w:val="28"/>
-          <w:highlight w:val="none"/>
-          <w:lang w:val="ru-RU"/>
-        </w:rPr>
-        <w:br/>
-      </w:r>
-      <w:r>
-        <w:rPr>
-          <w:rFonts w:ascii="Times New Roman" w:hAnsi="Times New Roman" w:eastAsia="Times New Roman" w:cs="Times New Roman"/>
-          <w:b w:val="0"/>
-          <w:bCs w:val="0"/>
-          <w:sz w:val="28"/>
-          <w:szCs w:val="28"/>
-          <w:highlight w:val="none"/>
-          <w:lang w:val="ru-RU"/>
-        </w:rPr>
-        <w:br/>
-      </w:r>
-      <w:r>
-        <w:rPr>
-          <w:rFonts w:ascii="Times New Roman" w:hAnsi="Times New Roman" w:eastAsia="Times New Roman" w:cs="Times New Roman"/>
-          <w:b w:val="0"/>
-          <w:bCs w:val="0"/>
-          <w:sz w:val="28"/>
-          <w:szCs w:val="28"/>
-          <w:highlight w:val="none"/>
-          <w:lang w:val="ru-RU"/>
-        </w:rPr>
-        <w:tab/>
-      </w:r>
-      <w:r>
-        <w:rPr>
-          <w:rFonts w:ascii="Times New Roman" w:hAnsi="Times New Roman" w:eastAsia="Times New Roman" w:cs="Times New Roman"/>
-          <w:b w:val="0"/>
-          <w:bCs w:val="0"/>
-          <w:sz w:val="28"/>
-          <w:szCs w:val="28"/>
-          <w:highlight w:val="none"/>
-          <w:lang w:val="ru-RU"/>
-        </w:rPr>
-        <w:t xml:space="preserve">Инициализирован Git Hub: </w:t>
-      </w:r>
-      <w:r>
-        <w:rPr>
-          <w:rFonts w:hint="default" w:ascii="Times New Roman" w:hAnsi="Times New Roman" w:eastAsia="SimSun" w:cs="Times New Roman"/>
-          <w:color w:val="auto"/>
-          <w:sz w:val="28"/>
-          <w:szCs w:val="28"/>
-          <w:u w:val="none"/>
-          <w:lang w:val="ru-RU"/>
-        </w:rPr>
-        <w:fldChar w:fldCharType="begin"/>
-      </w:r>
-      <w:r>
-        <w:rPr>
-          <w:rFonts w:hint="default" w:ascii="Times New Roman" w:hAnsi="Times New Roman" w:eastAsia="SimSun" w:cs="Times New Roman"/>
-          <w:color w:val="auto"/>
-          <w:sz w:val="28"/>
-          <w:szCs w:val="28"/>
-          <w:u w:val="none"/>
-          <w:lang w:val="en-US"/>
-        </w:rPr>
-        <w:instrText xml:space="preserve"> HYPERLINK "https://github.com/Slavik993/KR_Golovastikov_ML" </w:instrText>
-      </w:r>
-      <w:r>
-        <w:rPr>
-          <w:rFonts w:hint="default" w:ascii="Times New Roman" w:hAnsi="Times New Roman" w:eastAsia="SimSun" w:cs="Times New Roman"/>
-          <w:color w:val="auto"/>
-          <w:sz w:val="28"/>
-          <w:szCs w:val="28"/>
-          <w:u w:val="none"/>
-          <w:lang w:val="en-US"/>
-        </w:rPr>
-        <w:fldChar w:fldCharType="separate"/>
-      </w:r>
-      <w:r>
-        <w:rPr>
-          <w:rStyle w:val="671"/>
-          <w:rFonts w:hint="default" w:ascii="Times New Roman" w:hAnsi="Times New Roman" w:eastAsia="SimSun" w:cs="Times New Roman"/>
-          <w:color w:val="auto"/>
-          <w:sz w:val="28"/>
-          <w:szCs w:val="28"/>
-          <w:u w:val="none"/>
-          <w:lang w:val="en-US"/>
-        </w:rPr>
-        <w:t xml:space="preserve">Slavik993/KR_Golovastikov_ML</w:t>
-      </w:r>
-      <w:r>
-        <w:rPr>
-          <w:rFonts w:hint="default" w:ascii="Times New Roman" w:hAnsi="Times New Roman" w:eastAsia="SimSun" w:cs="Times New Roman"/>
-          <w:color w:val="auto"/>
-          <w:sz w:val="28"/>
-          <w:szCs w:val="28"/>
-          <w:u w:val="none"/>
-          <w:lang w:val="en-US"/>
-        </w:rPr>
-        <w:fldChar w:fldCharType="end"/>
-      </w:r>
-      <w:r>
-        <w:rPr>
-          <w:rFonts w:hint="default" w:ascii="Times New Roman" w:hAnsi="Times New Roman" w:eastAsia="SimSun" w:cs="Times New Roman"/>
-          <w:color w:val="auto"/>
-          <w:sz w:val="28"/>
-          <w:szCs w:val="28"/>
-          <w:u w:val="none"/>
-          <w:lang w:val="en-US"/>
-        </w:rPr>
-        <w:t xml:space="preserve">.</w:t>
-      </w:r>
-      <w:r>
-        <w:rPr>
-          <w:rFonts w:hint="default" w:ascii="Times New Roman" w:hAnsi="Times New Roman" w:eastAsia="Times New Roman" w:cs="Times New Roman"/>
-          <w:b w:val="0"/>
-          <w:bCs w:val="0"/>
-          <w:sz w:val="28"/>
-          <w:szCs w:val="28"/>
-          <w:highlight w:val="none"/>
-          <w:lang w:val="en-US"/>
-        </w:rPr>
-      </w:r>
-    </w:p>
-    <w:p>
-      <w:pPr>
-        <w:pStyle w:val="658"/>
-        <w:spacing w:line="360" w:lineRule="auto"/>
-        <w:rPr>
-          <w:rFonts w:ascii="Times New Roman" w:hAnsi="Times New Roman" w:eastAsia="Times New Roman" w:cs="Times New Roman"/>
-          <w:b/>
-          <w:bCs/>
-          <w:sz w:val="28"/>
-          <w:szCs w:val="28"/>
-          <w:highlight w:val="none"/>
-        </w:rPr>
-      </w:pPr>
-      <w:r/>
-      <w:bookmarkStart w:id="1" w:name="_Toc11375"/>
-      <w:r>
-        <w:rPr>
-          <w:rFonts w:ascii="Times New Roman" w:hAnsi="Times New Roman" w:eastAsia="Times New Roman" w:cs="Times New Roman"/>
-          <w:b/>
-          <w:bCs/>
-          <w:sz w:val="28"/>
-          <w:szCs w:val="28"/>
-          <w:highlight w:val="none"/>
-          <w:lang w:val="ru-RU"/>
-        </w:rPr>
-        <w:t xml:space="preserve">1. АНАЛИЗ ПРЕДМЕТНОЙ ОБЛАСТИ</w:t>
-      </w:r>
-      <w:bookmarkEnd w:id="1"/>
-      <w:r/>
-      <w:r>
-        <w:rPr>
-          <w:rFonts w:ascii="Times New Roman" w:hAnsi="Times New Roman" w:eastAsia="Times New Roman" w:cs="Times New Roman"/>
-          <w:b/>
-          <w:bCs/>
-          <w:sz w:val="28"/>
-          <w:szCs w:val="28"/>
-          <w:highlight w:val="none"/>
-        </w:rPr>
-      </w:r>
-    </w:p>
-    <w:p>
-      <w:pPr>
-        <w:pStyle w:val="659"/>
-        <w:spacing w:line="360" w:lineRule="auto"/>
-        <w:rPr>
-          <w:rFonts w:hint="default" w:ascii="Times New Roman" w:hAnsi="Times New Roman" w:eastAsia="Times New Roman" w:cs="Times New Roman"/>
-          <w:b/>
-          <w:bCs/>
-          <w:sz w:val="28"/>
-          <w:szCs w:val="28"/>
-          <w:highlight w:val="none"/>
-          <w:lang w:val="en-US"/>
-        </w:rPr>
-      </w:pPr>
-      <w:r/>
-      <w:bookmarkStart w:id="2" w:name="_Toc27763"/>
-      <w:r>
-        <w:rPr>
-          <w:rFonts w:ascii="Times New Roman" w:hAnsi="Times New Roman" w:eastAsia="Times New Roman" w:cs="Times New Roman"/>
-          <w:b/>
-          <w:bCs/>
-          <w:sz w:val="28"/>
-          <w:szCs w:val="28"/>
-          <w:lang w:val="en-US"/>
-        </w:rPr>
-        <w:t xml:space="preserve">1.1. Датасет </w:t>
-      </w:r>
-      <w:r>
-        <w:rPr>
-          <w:rFonts w:hint="default" w:ascii="Times New Roman" w:hAnsi="Times New Roman" w:eastAsia="Times New Roman" w:cs="Times New Roman"/>
-          <w:b/>
-          <w:bCs/>
-          <w:sz w:val="28"/>
-          <w:szCs w:val="28"/>
-          <w:lang w:val="en-US"/>
-        </w:rPr>
-        <w:t xml:space="preserve">Statlog German Credit Data</w:t>
-      </w:r>
-      <w:bookmarkEnd w:id="2"/>
-      <w:r/>
-      <w:r>
-        <w:rPr>
-          <w:rFonts w:hint="default" w:ascii="Times New Roman" w:hAnsi="Times New Roman" w:eastAsia="Times New Roman" w:cs="Times New Roman"/>
-          <w:b/>
-          <w:bCs/>
           <w:sz w:val="28"/>
           <w:szCs w:val="28"/>
           <w:highlight w:val="none"/>
@@ -3563,7 +3846,7 @@
           <w:highlight w:val="none"/>
           <w:lang w:val="ru-RU"/>
         </w:rPr>
-        <w:t xml:space="preserve">Выбранный набор данных идеально подходит для обучения модели на задачу бинарной классификации кредитного скоринга</w:t>
+        <w:t xml:space="preserve">Разделение данных выбранного датасета </w:t>
       </w:r>
       <w:r>
         <w:rPr>
@@ -3575,7 +3858,7 @@
           <w:highlight w:val="none"/>
           <w:lang w:val="en-US"/>
         </w:rPr>
-        <w:t xml:space="preserve">,</w:t>
+        <w:t xml:space="preserve">Audio_Speech_Actors_01-24</w:t>
       </w:r>
       <w:r>
         <w:rPr>
@@ -3585,10 +3868,11 @@
           <w:sz w:val="28"/>
           <w:szCs w:val="28"/>
           <w:highlight w:val="none"/>
-          <w:lang w:val="ru-RU"/>
-        </w:rPr>
-        <w:t xml:space="preserve"> содержит данные о кредитных заявках</w:t>
-      </w:r>
+          <w:lang w:val="en-US"/>
+        </w:rPr>
+        <w:t xml:space="preserve"> </w:t>
+      </w:r>
+      <w:r/>
       <w:r>
         <w:rPr>
           <w:rFonts w:hint="default" w:ascii="Times New Roman" w:hAnsi="Times New Roman" w:eastAsia="Times New Roman" w:cs="Times New Roman"/>
@@ -3597,9 +3881,9 @@
           <w:sz w:val="28"/>
           <w:szCs w:val="28"/>
           <w:highlight w:val="none"/>
-          <w:lang w:val="en-US"/>
-        </w:rPr>
-        <w:t xml:space="preserve">, </w:t>
+          <w:lang w:val="ru-RU"/>
+        </w:rPr>
+        <w:t xml:space="preserve"> на обучающую и тестовую выборку</w:t>
       </w:r>
       <w:r>
         <w:rPr>
@@ -3611,7 +3895,7 @@
           <w:highlight w:val="none"/>
           <w:lang w:val="ru-RU"/>
         </w:rPr>
-        <w:t xml:space="preserve">кредитной истории и финансового положения</w:t>
+        <w:t xml:space="preserve">.</w:t>
       </w:r>
       <w:r>
         <w:rPr>
@@ -3623,7 +3907,881 @@
           <w:highlight w:val="none"/>
           <w:lang w:val="en-US"/>
         </w:rPr>
+      </w:r>
+    </w:p>
+    <w:p>
+      <w:pPr>
+        <w:ind w:firstLine="708"/>
+        <w:jc w:val="left"/>
+        <w:spacing w:line="360" w:lineRule="auto"/>
+        <w:rPr>
+          <w:rFonts w:hint="default" w:ascii="Times New Roman" w:hAnsi="Times New Roman" w:eastAsia="Times New Roman" w:cs="Times New Roman"/>
+          <w:b w:val="0"/>
+          <w:bCs w:val="0"/>
+          <w:sz w:val="28"/>
+          <w:szCs w:val="28"/>
+          <w:highlight w:val="none"/>
+          <w:lang w:val="en-US"/>
+        </w:rPr>
+      </w:pPr>
+      <w:r>
+        <w:rPr>
+          <w:rFonts w:hint="default" w:ascii="Times New Roman" w:hAnsi="Times New Roman" w:eastAsia="Times New Roman" w:cs="Times New Roman"/>
+          <w:b w:val="0"/>
+          <w:bCs w:val="0"/>
+          <w:sz w:val="28"/>
+          <w:szCs w:val="28"/>
+          <w:highlight w:val="none"/>
+          <w:lang w:val="ru-RU"/>
+        </w:rPr>
+        <w:t xml:space="preserve">Формирование тестовой и обучающей выборки</w:t>
+      </w:r>
+      <w:r>
+        <w:rPr>
+          <w:rFonts w:hint="default" w:ascii="Times New Roman" w:hAnsi="Times New Roman" w:eastAsia="Times New Roman" w:cs="Times New Roman"/>
+          <w:b w:val="0"/>
+          <w:bCs w:val="0"/>
+          <w:sz w:val="28"/>
+          <w:szCs w:val="28"/>
+          <w:highlight w:val="none"/>
+          <w:lang w:val="en-US"/>
+        </w:rPr>
+        <w:t xml:space="preserve">, </w:t>
+      </w:r>
+      <w:r>
+        <w:rPr>
+          <w:rFonts w:hint="default" w:ascii="Times New Roman" w:hAnsi="Times New Roman" w:eastAsia="Times New Roman" w:cs="Times New Roman"/>
+          <w:b w:val="0"/>
+          <w:bCs w:val="0"/>
+          <w:sz w:val="28"/>
+          <w:szCs w:val="28"/>
+          <w:highlight w:val="none"/>
+          <w:lang w:val="ru-RU"/>
+        </w:rPr>
+        <w:t xml:space="preserve">для увеличения эффективности обучения</w:t>
+      </w:r>
+      <w:r>
+        <w:rPr>
+          <w:rFonts w:hint="default" w:ascii="Times New Roman" w:hAnsi="Times New Roman" w:eastAsia="Times New Roman" w:cs="Times New Roman"/>
+          <w:b w:val="0"/>
+          <w:bCs w:val="0"/>
+          <w:sz w:val="28"/>
+          <w:szCs w:val="28"/>
+          <w:highlight w:val="none"/>
+          <w:lang w:val="ru-RU"/>
+        </w:rPr>
+        <w:t xml:space="preserve"> модели предсказания эмоциональной тональности</w:t>
+      </w:r>
+      <w:r>
+        <w:rPr>
+          <w:rFonts w:hint="default" w:ascii="Times New Roman" w:hAnsi="Times New Roman" w:eastAsia="Times New Roman" w:cs="Times New Roman"/>
+          <w:b w:val="0"/>
+          <w:bCs w:val="0"/>
+          <w:sz w:val="28"/>
+          <w:szCs w:val="28"/>
+          <w:highlight w:val="none"/>
+          <w:lang w:val="en-US"/>
+        </w:rPr>
+        <w:t xml:space="preserve">. </w:t>
+      </w:r>
+      <w:r>
+        <w:rPr>
+          <w:rFonts w:hint="default" w:ascii="Times New Roman" w:hAnsi="Times New Roman" w:eastAsia="Times New Roman" w:cs="Times New Roman"/>
+          <w:b w:val="0"/>
+          <w:bCs w:val="0"/>
+          <w:sz w:val="28"/>
+          <w:szCs w:val="28"/>
+          <w:highlight w:val="none"/>
+          <w:lang w:val="en-US"/>
+        </w:rPr>
+      </w:r>
+    </w:p>
+    <w:p>
+      <w:pPr>
+        <w:ind w:firstLine="708"/>
+        <w:jc w:val="left"/>
+        <w:spacing w:line="360" w:lineRule="auto"/>
+        <w:rPr>
+          <w:rFonts w:hint="default" w:ascii="Times New Roman" w:hAnsi="Times New Roman" w:eastAsia="Times New Roman" w:cs="Times New Roman"/>
+          <w:b w:val="0"/>
+          <w:bCs w:val="0"/>
+          <w:sz w:val="28"/>
+          <w:szCs w:val="28"/>
+          <w:highlight w:val="none"/>
+          <w:lang w:val="en-US"/>
+        </w:rPr>
+      </w:pPr>
+      <w:r>
+        <w:rPr>
+          <w:rFonts w:hint="default" w:ascii="Times New Roman" w:hAnsi="Times New Roman" w:eastAsia="Times New Roman" w:cs="Times New Roman"/>
+          <w:b w:val="0"/>
+          <w:bCs w:val="0"/>
+          <w:sz w:val="28"/>
+          <w:szCs w:val="28"/>
+          <w:highlight w:val="none"/>
+          <w:lang w:val="ru-RU"/>
+        </w:rPr>
+        <w:t xml:space="preserve">Проверка заявленной эффективности базовых моделей и дообученных с глубоким обучением  моделей</w:t>
+      </w:r>
+      <w:r>
+        <w:rPr>
+          <w:rFonts w:hint="default" w:ascii="Times New Roman" w:hAnsi="Times New Roman" w:eastAsia="Times New Roman" w:cs="Times New Roman"/>
+          <w:b w:val="0"/>
+          <w:bCs w:val="0"/>
+          <w:sz w:val="28"/>
+          <w:szCs w:val="28"/>
+          <w:highlight w:val="none"/>
+          <w:lang w:val="en-US"/>
+        </w:rPr>
         <w:t xml:space="preserve">.</w:t>
+      </w:r>
+      <w:r>
+        <w:rPr>
+          <w:rFonts w:hint="default" w:ascii="Times New Roman" w:hAnsi="Times New Roman" w:eastAsia="Times New Roman" w:cs="Times New Roman"/>
+          <w:b w:val="0"/>
+          <w:bCs w:val="0"/>
+          <w:sz w:val="28"/>
+          <w:szCs w:val="28"/>
+          <w:highlight w:val="none"/>
+          <w:lang w:val="en-US"/>
+        </w:rPr>
+      </w:r>
+    </w:p>
+    <w:p>
+      <w:pPr>
+        <w:ind w:firstLine="708"/>
+        <w:jc w:val="left"/>
+        <w:spacing w:line="360" w:lineRule="auto"/>
+        <w:rPr>
+          <w:rFonts w:hint="default" w:ascii="Times New Roman" w:hAnsi="Times New Roman" w:eastAsia="Times New Roman" w:cs="Times New Roman"/>
+          <w:b w:val="0"/>
+          <w:bCs w:val="0"/>
+          <w:sz w:val="28"/>
+          <w:szCs w:val="28"/>
+          <w:highlight w:val="none"/>
+          <w:lang w:val="ru-RU"/>
+        </w:rPr>
+      </w:pPr>
+      <w:r>
+        <w:rPr>
+          <w:rFonts w:hint="default" w:ascii="Times New Roman" w:hAnsi="Times New Roman" w:eastAsia="Times New Roman" w:cs="Times New Roman"/>
+          <w:b w:val="0"/>
+          <w:bCs w:val="0"/>
+          <w:sz w:val="28"/>
+          <w:szCs w:val="28"/>
+          <w:highlight w:val="none"/>
+          <w:lang w:val="ru-RU"/>
+        </w:rPr>
+        <w:t xml:space="preserve">Выполнить оптимизацию моделей</w:t>
+      </w:r>
+      <w:r>
+        <w:rPr>
+          <w:rFonts w:hint="default" w:ascii="Times New Roman" w:hAnsi="Times New Roman" w:eastAsia="Times New Roman" w:cs="Times New Roman"/>
+          <w:b w:val="0"/>
+          <w:bCs w:val="0"/>
+          <w:sz w:val="28"/>
+          <w:szCs w:val="28"/>
+          <w:highlight w:val="none"/>
+          <w:lang w:val="ru-RU"/>
+        </w:rPr>
+        <w:t xml:space="preserve">,</w:t>
+      </w:r>
+      <w:r>
+        <w:rPr>
+          <w:rFonts w:hint="default" w:ascii="Times New Roman" w:hAnsi="Times New Roman" w:eastAsia="Times New Roman" w:cs="Times New Roman"/>
+          <w:b w:val="0"/>
+          <w:bCs w:val="0"/>
+          <w:sz w:val="28"/>
+          <w:szCs w:val="28"/>
+          <w:highlight w:val="none"/>
+          <w:lang w:val="ru-RU"/>
+        </w:rPr>
+        <w:t xml:space="preserve"> через оптимизатор </w:t>
+      </w:r>
+      <w:r>
+        <w:rPr>
+          <w:rFonts w:hint="default" w:ascii="Times New Roman" w:hAnsi="Times New Roman" w:eastAsia="Times New Roman" w:cs="Times New Roman"/>
+          <w:b w:val="0"/>
+          <w:bCs w:val="0"/>
+          <w:sz w:val="28"/>
+          <w:szCs w:val="28"/>
+          <w:highlight w:val="none"/>
+          <w:lang w:val="ru-RU"/>
+        </w:rPr>
+        <w:t xml:space="preserve">a</w:t>
+      </w:r>
+      <w:r>
+        <w:rPr>
+          <w:rFonts w:hint="default" w:ascii="Times New Roman" w:hAnsi="Times New Roman" w:eastAsia="Times New Roman" w:cs="Times New Roman"/>
+          <w:b w:val="0"/>
+          <w:bCs w:val="0"/>
+          <w:sz w:val="28"/>
+          <w:szCs w:val="28"/>
+          <w:highlight w:val="none"/>
+          <w:lang w:val="ru-RU"/>
+        </w:rPr>
+        <w:t xml:space="preserve">d</w:t>
+      </w:r>
+      <w:r>
+        <w:rPr>
+          <w:rFonts w:hint="default" w:ascii="Times New Roman" w:hAnsi="Times New Roman" w:eastAsia="Times New Roman" w:cs="Times New Roman"/>
+          <w:b w:val="0"/>
+          <w:bCs w:val="0"/>
+          <w:sz w:val="28"/>
+          <w:szCs w:val="28"/>
+          <w:highlight w:val="none"/>
+          <w:lang w:val="ru-RU"/>
+        </w:rPr>
+        <w:t xml:space="preserve">a</w:t>
+      </w:r>
+      <w:r>
+        <w:rPr>
+          <w:rFonts w:hint="default" w:ascii="Times New Roman" w:hAnsi="Times New Roman" w:eastAsia="Times New Roman" w:cs="Times New Roman"/>
+          <w:b w:val="0"/>
+          <w:bCs w:val="0"/>
+          <w:sz w:val="28"/>
+          <w:szCs w:val="28"/>
+          <w:highlight w:val="none"/>
+          <w:lang w:val="ru-RU"/>
+        </w:rPr>
+        <w:t xml:space="preserve">m</w:t>
+      </w:r>
+      <w:r>
+        <w:rPr>
+          <w:rFonts w:hint="default" w:ascii="Times New Roman" w:hAnsi="Times New Roman" w:eastAsia="Times New Roman" w:cs="Times New Roman"/>
+          <w:b w:val="0"/>
+          <w:bCs w:val="0"/>
+          <w:sz w:val="28"/>
+          <w:szCs w:val="28"/>
+          <w:highlight w:val="none"/>
+          <w:lang w:val="ru-RU"/>
+        </w:rPr>
+        <w:t xml:space="preserve">,</w:t>
+      </w:r>
+      <w:r>
+        <w:rPr>
+          <w:rFonts w:hint="default" w:ascii="Times New Roman" w:hAnsi="Times New Roman" w:eastAsia="Times New Roman" w:cs="Times New Roman"/>
+          <w:b w:val="0"/>
+          <w:bCs w:val="0"/>
+          <w:sz w:val="28"/>
+          <w:szCs w:val="28"/>
+          <w:highlight w:val="none"/>
+          <w:lang w:val="ru-RU"/>
+        </w:rPr>
+        <w:t xml:space="preserve"> </w:t>
+      </w:r>
+      <w:r>
+        <w:rPr>
+          <w:rFonts w:hint="default" w:ascii="Times New Roman" w:hAnsi="Times New Roman" w:eastAsia="Times New Roman" w:cs="Times New Roman"/>
+          <w:b w:val="0"/>
+          <w:bCs w:val="0"/>
+          <w:sz w:val="28"/>
+          <w:szCs w:val="28"/>
+          <w:highlight w:val="none"/>
+          <w:lang w:val="ru-RU"/>
+        </w:rPr>
+        <w:t xml:space="preserve">«подбор подходящих гипер-параметров для обучения</w:t>
+      </w:r>
+      <w:r>
+        <w:rPr>
+          <w:rFonts w:hint="default" w:ascii="Times New Roman" w:hAnsi="Times New Roman" w:eastAsia="Times New Roman" w:cs="Times New Roman"/>
+          <w:b w:val="0"/>
+          <w:bCs w:val="0"/>
+          <w:sz w:val="28"/>
+          <w:szCs w:val="28"/>
+          <w:highlight w:val="none"/>
+          <w:lang w:val="ru-RU"/>
+        </w:rPr>
+        <w:t xml:space="preserve">»</w:t>
+      </w:r>
+      <w:r>
+        <w:rPr>
+          <w:rFonts w:hint="default" w:ascii="Times New Roman" w:hAnsi="Times New Roman" w:eastAsia="Times New Roman" w:cs="Times New Roman"/>
+          <w:b w:val="0"/>
+          <w:bCs w:val="0"/>
+          <w:sz w:val="28"/>
+          <w:szCs w:val="28"/>
+          <w:highlight w:val="none"/>
+          <w:lang w:val="ru-RU"/>
+        </w:rPr>
+        <w:t xml:space="preserve"> </w:t>
+      </w:r>
+      <w:r>
+        <w:rPr>
+          <w:rFonts w:hint="default" w:ascii="Times New Roman" w:hAnsi="Times New Roman" w:eastAsia="Times New Roman" w:cs="Times New Roman"/>
+          <w:b w:val="0"/>
+          <w:bCs w:val="0"/>
+          <w:sz w:val="28"/>
+          <w:szCs w:val="28"/>
+          <w:highlight w:val="none"/>
+          <w:lang w:val="ru-RU"/>
+        </w:rPr>
+      </w:r>
+      <w:r>
+        <w:rPr>
+          <w:rFonts w:hint="default" w:ascii="Times New Roman" w:hAnsi="Times New Roman" w:eastAsia="Times New Roman" w:cs="Times New Roman"/>
+          <w:b w:val="0"/>
+          <w:bCs w:val="0"/>
+          <w:sz w:val="28"/>
+          <w:szCs w:val="28"/>
+          <w:highlight w:val="none"/>
+          <w:lang w:val="en-US"/>
+        </w:rPr>
+      </w:r>
+    </w:p>
+    <w:p>
+      <w:pPr>
+        <w:ind w:firstLine="708"/>
+        <w:jc w:val="left"/>
+        <w:spacing w:line="360" w:lineRule="auto"/>
+        <w:rPr>
+          <w:rFonts w:hint="default" w:ascii="Times New Roman" w:hAnsi="Times New Roman" w:eastAsia="Times New Roman" w:cs="Times New Roman"/>
+          <w:b w:val="0"/>
+          <w:bCs w:val="0"/>
+          <w:color w:val="000000" w:themeColor="text1"/>
+          <w:sz w:val="28"/>
+          <w:szCs w:val="28"/>
+          <w:highlight w:val="none"/>
+          <w:u w:val="none"/>
+        </w:rPr>
+      </w:pPr>
+      <w:r>
+        <w:rPr>
+          <w:rFonts w:hint="default" w:ascii="Times New Roman" w:hAnsi="Times New Roman" w:eastAsia="Times New Roman" w:cs="Times New Roman"/>
+          <w:b w:val="0"/>
+          <w:bCs w:val="0"/>
+          <w:sz w:val="28"/>
+          <w:szCs w:val="28"/>
+          <w:highlight w:val="none"/>
+          <w:lang w:val="ru-RU"/>
+        </w:rPr>
+        <w:t xml:space="preserve">Предоставление результатов в отчётном наглядном виде</w:t>
+      </w:r>
+      <w:r>
+        <w:rPr>
+          <w:rFonts w:hint="default" w:ascii="Times New Roman" w:hAnsi="Times New Roman" w:eastAsia="Times New Roman" w:cs="Times New Roman"/>
+          <w:b w:val="0"/>
+          <w:bCs w:val="0"/>
+          <w:sz w:val="28"/>
+          <w:szCs w:val="28"/>
+          <w:highlight w:val="none"/>
+          <w:lang w:val="ru-RU"/>
+        </w:rPr>
+        <w:t xml:space="preserve">, в соответствии с регламентами и требованиями</w:t>
+      </w:r>
+      <w:r>
+        <w:rPr>
+          <w:rFonts w:hint="default" w:ascii="Times New Roman" w:hAnsi="Times New Roman" w:eastAsia="Times New Roman" w:cs="Times New Roman"/>
+          <w:b w:val="0"/>
+          <w:bCs w:val="0"/>
+          <w:sz w:val="28"/>
+          <w:szCs w:val="28"/>
+          <w:highlight w:val="none"/>
+          <w:lang w:val="ru-RU"/>
+        </w:rPr>
+        <w:t xml:space="preserve">,</w:t>
+      </w:r>
+      <w:r>
+        <w:rPr>
+          <w:rFonts w:hint="default" w:ascii="Times New Roman" w:hAnsi="Times New Roman" w:eastAsia="Times New Roman" w:cs="Times New Roman"/>
+          <w:b w:val="0"/>
+          <w:bCs w:val="0"/>
+          <w:sz w:val="28"/>
+          <w:szCs w:val="28"/>
+          <w:highlight w:val="none"/>
+          <w:lang w:val="ru-RU"/>
+        </w:rPr>
+        <w:t xml:space="preserve"> а также сформулировать выводы о перспективах применения</w:t>
+      </w:r>
+      <w:r>
+        <w:rPr>
+          <w:rFonts w:hint="default" w:ascii="Times New Roman" w:hAnsi="Times New Roman" w:eastAsia="Times New Roman" w:cs="Times New Roman"/>
+          <w:b w:val="0"/>
+          <w:bCs w:val="0"/>
+          <w:sz w:val="28"/>
+          <w:szCs w:val="28"/>
+          <w:highlight w:val="none"/>
+          <w:lang w:val="ru-RU"/>
+        </w:rPr>
+        <w:t xml:space="preserve"> глубокого машинного обучения</w:t>
+      </w:r>
+      <w:r>
+        <w:rPr>
+          <w:rFonts w:hint="default" w:ascii="Times New Roman" w:hAnsi="Times New Roman" w:eastAsia="Times New Roman" w:cs="Times New Roman"/>
+          <w:b w:val="0"/>
+          <w:bCs w:val="0"/>
+          <w:sz w:val="28"/>
+          <w:szCs w:val="28"/>
+          <w:highlight w:val="none"/>
+          <w:lang w:val="ru-RU"/>
+        </w:rPr>
+        <w:t xml:space="preserve">,</w:t>
+      </w:r>
+      <w:r>
+        <w:rPr>
+          <w:rFonts w:hint="default" w:ascii="Times New Roman" w:hAnsi="Times New Roman" w:eastAsia="Times New Roman" w:cs="Times New Roman"/>
+          <w:b w:val="0"/>
+          <w:bCs w:val="0"/>
+          <w:sz w:val="28"/>
+          <w:szCs w:val="28"/>
+          <w:highlight w:val="none"/>
+          <w:lang w:val="ru-RU"/>
+        </w:rPr>
+        <w:t xml:space="preserve"> в задачи распознавания эмоциональной тональности речи</w:t>
+      </w:r>
+      <w:r>
+        <w:rPr>
+          <w:rFonts w:hint="default" w:ascii="Times New Roman" w:hAnsi="Times New Roman" w:eastAsia="Times New Roman" w:cs="Times New Roman"/>
+          <w:b w:val="0"/>
+          <w:bCs w:val="0"/>
+          <w:sz w:val="28"/>
+          <w:szCs w:val="28"/>
+          <w:highlight w:val="none"/>
+          <w:lang w:val="ru-RU"/>
+        </w:rPr>
+        <w:t xml:space="preserve">.</w:t>
+      </w:r>
+      <w:r>
+        <w:rPr>
+          <w:rFonts w:ascii="Times New Roman" w:hAnsi="Times New Roman" w:eastAsia="Times New Roman" w:cs="Times New Roman"/>
+          <w:b w:val="0"/>
+          <w:bCs w:val="0"/>
+          <w:sz w:val="28"/>
+          <w:szCs w:val="28"/>
+          <w:highlight w:val="none"/>
+          <w:lang w:val="ru-RU"/>
+        </w:rPr>
+        <w:br/>
+      </w:r>
+      <w:r>
+        <w:rPr>
+          <w:rFonts w:ascii="Times New Roman" w:hAnsi="Times New Roman" w:eastAsia="Times New Roman" w:cs="Times New Roman"/>
+          <w:b w:val="0"/>
+          <w:bCs w:val="0"/>
+          <w:sz w:val="28"/>
+          <w:szCs w:val="28"/>
+          <w:highlight w:val="none"/>
+          <w:lang w:val="ru-RU"/>
+        </w:rPr>
+        <w:br/>
+      </w:r>
+      <w:r>
+        <w:rPr>
+          <w:rFonts w:ascii="Times New Roman" w:hAnsi="Times New Roman" w:eastAsia="Times New Roman" w:cs="Times New Roman"/>
+          <w:b w:val="0"/>
+          <w:bCs w:val="0"/>
+          <w:sz w:val="28"/>
+          <w:szCs w:val="28"/>
+          <w:highlight w:val="none"/>
+          <w:lang w:val="ru-RU"/>
+        </w:rPr>
+        <w:tab/>
+        <w:t xml:space="preserve">В рамках требований к  курсововой сделан</w:t>
+      </w:r>
+      <w:r>
+        <w:rPr>
+          <w:rFonts w:ascii="Times New Roman" w:hAnsi="Times New Roman" w:eastAsia="Times New Roman" w:cs="Times New Roman"/>
+          <w:b w:val="0"/>
+          <w:bCs w:val="0"/>
+          <w:sz w:val="28"/>
+          <w:szCs w:val="28"/>
+          <w:highlight w:val="none"/>
+          <w:lang w:val="ru-RU"/>
+        </w:rPr>
+        <w:t xml:space="preserve"> Git Hub: </w:t>
+      </w:r>
+      <w:r>
+        <w:rPr>
+          <w:rFonts w:hint="default" w:ascii="Times New Roman" w:hAnsi="Times New Roman" w:eastAsia="SimSun" w:cs="Times New Roman"/>
+          <w:color w:val="auto"/>
+          <w:sz w:val="28"/>
+          <w:szCs w:val="28"/>
+          <w:u w:val="none"/>
+          <w:lang w:val="ru-RU"/>
+        </w:rPr>
+      </w:r>
+      <w:hyperlink r:id="rId11" w:tooltip="https://github.com/AlexYager789/Kursovaya-SER-Gumarov.git" w:history="1">
+        <w:r>
+          <w:rPr>
+            <w:rStyle w:val="671"/>
+            <w:rFonts w:hint="default" w:ascii="Times New Roman" w:hAnsi="Times New Roman" w:eastAsia="SimSun" w:cs="Times New Roman"/>
+            <w:color w:val="000000" w:themeColor="text1"/>
+            <w:sz w:val="28"/>
+            <w:szCs w:val="28"/>
+            <w:u w:val="none"/>
+            <w:lang w:val="ru-RU"/>
+          </w:rPr>
+          <w:t xml:space="preserve">https://github.com/AlexYager789/Kursovaya-SER-Gumarov.git</w:t>
+        </w:r>
+        <w:r>
+          <w:rPr>
+            <w:rStyle w:val="671"/>
+            <w:rFonts w:hint="default" w:ascii="Times New Roman" w:hAnsi="Times New Roman" w:eastAsia="Times New Roman" w:cs="Times New Roman"/>
+            <w:b w:val="0"/>
+            <w:bCs w:val="0"/>
+            <w:color w:val="000000" w:themeColor="text1"/>
+            <w:sz w:val="28"/>
+            <w:szCs w:val="28"/>
+            <w:highlight w:val="none"/>
+            <w:u w:val="single"/>
+            <w:lang w:val="en-US"/>
+          </w:rPr>
+        </w:r>
+        <w:r>
+          <w:rPr>
+            <w:rStyle w:val="671"/>
+            <w:color w:val="000000" w:themeColor="text1"/>
+          </w:rPr>
+        </w:r>
+      </w:hyperlink>
+      <w:r>
+        <w:rPr>
+          <w:rFonts w:hint="default" w:ascii="Times New Roman" w:hAnsi="Times New Roman" w:eastAsia="Times New Roman" w:cs="Times New Roman"/>
+          <w:b w:val="0"/>
+          <w:bCs w:val="0"/>
+          <w:color w:val="000000" w:themeColor="text1"/>
+          <w:sz w:val="28"/>
+          <w:szCs w:val="28"/>
+          <w:highlight w:val="none"/>
+          <w:u w:val="none"/>
+        </w:rPr>
+      </w:r>
+      <w:r>
+        <w:rPr>
+          <w:color w:val="000000" w:themeColor="text1"/>
+          <w:u w:val="none"/>
+        </w:rPr>
+      </w:r>
+    </w:p>
+    <w:p>
+      <w:pPr>
+        <w:ind w:firstLine="708"/>
+        <w:jc w:val="left"/>
+        <w:spacing w:line="360" w:lineRule="auto"/>
+        <w:rPr>
+          <w:rFonts w:hint="default" w:ascii="Times New Roman" w:hAnsi="Times New Roman" w:eastAsia="Times New Roman" w:cs="Times New Roman"/>
+          <w:b w:val="0"/>
+          <w:bCs w:val="0"/>
+          <w:sz w:val="28"/>
+          <w:szCs w:val="28"/>
+          <w:highlight w:val="none"/>
+          <w:lang w:val="en-US"/>
+        </w:rPr>
+      </w:pPr>
+      <w:r>
+        <w:rPr>
+          <w:rFonts w:hint="default" w:ascii="Times New Roman" w:hAnsi="Times New Roman" w:eastAsia="Times New Roman" w:cs="Times New Roman"/>
+          <w:b w:val="0"/>
+          <w:bCs w:val="0"/>
+          <w:sz w:val="28"/>
+          <w:szCs w:val="28"/>
+          <w:highlight w:val="none"/>
+          <w:lang w:val="ru-RU"/>
+        </w:rPr>
+        <w:t xml:space="preserve">Практическая значимость работы заключается в реализации прототипа системы автоматически распознающей эмоции</w:t>
+      </w:r>
+      <w:r>
+        <w:rPr>
+          <w:rFonts w:hint="default" w:ascii="Times New Roman" w:hAnsi="Times New Roman" w:eastAsia="Times New Roman" w:cs="Times New Roman"/>
+          <w:b w:val="0"/>
+          <w:bCs w:val="0"/>
+          <w:sz w:val="28"/>
+          <w:szCs w:val="28"/>
+          <w:highlight w:val="none"/>
+          <w:lang w:val="ru-RU"/>
+        </w:rPr>
+        <w:t xml:space="preserve">,</w:t>
+      </w:r>
+      <w:r>
+        <w:rPr>
+          <w:rFonts w:hint="default" w:ascii="Times New Roman" w:hAnsi="Times New Roman" w:eastAsia="Times New Roman" w:cs="Times New Roman"/>
+          <w:b w:val="0"/>
+          <w:bCs w:val="0"/>
+          <w:sz w:val="28"/>
+          <w:szCs w:val="28"/>
+          <w:highlight w:val="none"/>
+          <w:lang w:val="ru-RU"/>
+        </w:rPr>
+        <w:t xml:space="preserve"> прототип в будущем можно улучшить расширив функционал</w:t>
+      </w:r>
+      <w:r>
+        <w:rPr>
+          <w:rFonts w:hint="default" w:ascii="Times New Roman" w:hAnsi="Times New Roman" w:eastAsia="Times New Roman" w:cs="Times New Roman"/>
+          <w:b w:val="0"/>
+          <w:bCs w:val="0"/>
+          <w:sz w:val="28"/>
+          <w:szCs w:val="28"/>
+          <w:highlight w:val="none"/>
+          <w:lang w:val="ru-RU"/>
+        </w:rPr>
+        <w:t xml:space="preserve">,</w:t>
+      </w:r>
+      <w:r>
+        <w:rPr>
+          <w:rFonts w:hint="default" w:ascii="Times New Roman" w:hAnsi="Times New Roman" w:eastAsia="Times New Roman" w:cs="Times New Roman"/>
+          <w:b w:val="0"/>
+          <w:bCs w:val="0"/>
+          <w:sz w:val="28"/>
+          <w:szCs w:val="28"/>
+          <w:highlight w:val="none"/>
+          <w:lang w:val="ru-RU"/>
+        </w:rPr>
+        <w:t xml:space="preserve"> для внедрения в реальную систему эмоционального анализа людей</w:t>
+      </w:r>
+      <w:r>
+        <w:rPr>
+          <w:rFonts w:hint="default" w:ascii="Times New Roman" w:hAnsi="Times New Roman" w:eastAsia="Times New Roman" w:cs="Times New Roman"/>
+          <w:b w:val="0"/>
+          <w:bCs w:val="0"/>
+          <w:sz w:val="28"/>
+          <w:szCs w:val="28"/>
+          <w:highlight w:val="none"/>
+          <w:lang w:val="ru-RU"/>
+        </w:rPr>
+        <w:t xml:space="preserve">.</w:t>
+      </w:r>
+      <w:r>
+        <w:rPr>
+          <w:rFonts w:hint="default" w:ascii="Times New Roman" w:hAnsi="Times New Roman" w:eastAsia="Times New Roman" w:cs="Times New Roman"/>
+          <w:b w:val="0"/>
+          <w:bCs w:val="0"/>
+          <w:sz w:val="28"/>
+          <w:szCs w:val="28"/>
+          <w:highlight w:val="none"/>
+          <w:lang w:val="ru-RU"/>
+        </w:rPr>
+      </w:r>
+      <w:r>
+        <w:rPr>
+          <w:rFonts w:hint="default" w:ascii="Times New Roman" w:hAnsi="Times New Roman" w:eastAsia="Times New Roman" w:cs="Times New Roman"/>
+          <w:b w:val="0"/>
+          <w:bCs w:val="0"/>
+          <w:sz w:val="28"/>
+          <w:szCs w:val="28"/>
+          <w:highlight w:val="none"/>
+          <w:lang w:val="en-US"/>
+        </w:rPr>
+      </w:r>
+    </w:p>
+    <w:p>
+      <w:pPr>
+        <w:pStyle w:val="658"/>
+        <w:spacing w:line="360" w:lineRule="auto"/>
+        <w:rPr>
+          <w:rFonts w:ascii="Times New Roman" w:hAnsi="Times New Roman" w:eastAsia="Times New Roman" w:cs="Times New Roman"/>
+          <w:b/>
+          <w:bCs/>
+          <w:sz w:val="28"/>
+          <w:szCs w:val="28"/>
+          <w:highlight w:val="none"/>
+        </w:rPr>
+      </w:pPr>
+      <w:r/>
+      <w:bookmarkStart w:id="1" w:name="_Toc11375"/>
+      <w:r>
+        <w:rPr>
+          <w:rFonts w:ascii="Times New Roman" w:hAnsi="Times New Roman" w:eastAsia="Times New Roman" w:cs="Times New Roman"/>
+          <w:b/>
+          <w:bCs/>
+          <w:sz w:val="28"/>
+          <w:szCs w:val="28"/>
+          <w:highlight w:val="none"/>
+          <w:lang w:val="ru-RU"/>
+        </w:rPr>
+        <w:t xml:space="preserve">1. АНАЛИЗ ПРЕДМЕТНОЙ ОБЛАСТИ</w:t>
+      </w:r>
+      <w:bookmarkEnd w:id="1"/>
+      <w:r/>
+      <w:r>
+        <w:rPr>
+          <w:rFonts w:ascii="Times New Roman" w:hAnsi="Times New Roman" w:eastAsia="Times New Roman" w:cs="Times New Roman"/>
+          <w:b/>
+          <w:bCs/>
+          <w:sz w:val="28"/>
+          <w:szCs w:val="28"/>
+          <w:highlight w:val="none"/>
+        </w:rPr>
+      </w:r>
+    </w:p>
+    <w:p>
+      <w:pPr>
+        <w:pStyle w:val="659"/>
+        <w:spacing w:line="360" w:lineRule="auto"/>
+        <w:rPr>
+          <w:rFonts w:hint="default" w:ascii="Times New Roman" w:hAnsi="Times New Roman" w:eastAsia="Times New Roman" w:cs="Times New Roman"/>
+          <w:b/>
+          <w:bCs/>
+          <w:sz w:val="28"/>
+          <w:szCs w:val="28"/>
+          <w:highlight w:val="none"/>
+          <w:lang w:val="en-US"/>
+        </w:rPr>
+      </w:pPr>
+      <w:r/>
+      <w:bookmarkStart w:id="2" w:name="_Toc27763"/>
+      <w:r>
+        <w:rPr>
+          <w:rFonts w:ascii="Times New Roman" w:hAnsi="Times New Roman" w:eastAsia="Times New Roman" w:cs="Times New Roman"/>
+          <w:b/>
+          <w:bCs/>
+          <w:sz w:val="28"/>
+          <w:szCs w:val="28"/>
+          <w:lang w:val="en-US"/>
+        </w:rPr>
+        <w:t xml:space="preserve">1.1. Датасет </w:t>
+      </w:r>
+      <w:r>
+        <w:rPr>
+          <w:rFonts w:hint="default" w:ascii="Times New Roman" w:hAnsi="Times New Roman" w:eastAsia="Times New Roman" w:cs="Times New Roman"/>
+          <w:b/>
+          <w:bCs/>
+          <w:sz w:val="28"/>
+          <w:szCs w:val="28"/>
+          <w:lang w:val="en-US"/>
+        </w:rPr>
+      </w:r>
+      <w:r>
+        <w:rPr>
+          <w:rFonts w:hint="default" w:ascii="Times New Roman" w:hAnsi="Times New Roman" w:eastAsia="Times New Roman" w:cs="Times New Roman"/>
+          <w:b/>
+          <w:bCs/>
+          <w:sz w:val="28"/>
+          <w:szCs w:val="28"/>
+          <w:lang w:val="en-US"/>
+        </w:rPr>
+        <w:t xml:space="preserve">Audio_Speech_Actors_01-24</w:t>
+      </w:r>
+      <w:r>
+        <w:rPr>
+          <w:rFonts w:hint="default" w:ascii="Times New Roman" w:hAnsi="Times New Roman" w:eastAsia="Times New Roman" w:cs="Times New Roman"/>
+          <w:b/>
+          <w:bCs/>
+          <w:sz w:val="28"/>
+          <w:szCs w:val="28"/>
+          <w:lang w:val="en-US"/>
+        </w:rPr>
+      </w:r>
+      <w:r>
+        <w:rPr>
+          <w:rFonts w:hint="default" w:ascii="Times New Roman" w:hAnsi="Times New Roman" w:eastAsia="Times New Roman" w:cs="Times New Roman"/>
+          <w:b/>
+          <w:bCs/>
+          <w:sz w:val="28"/>
+          <w:szCs w:val="28"/>
+          <w:highlight w:val="none"/>
+          <w:lang w:val="en-US"/>
+        </w:rPr>
+      </w:r>
+    </w:p>
+    <w:p>
+      <w:pPr>
+        <w:ind w:firstLine="708"/>
+        <w:jc w:val="left"/>
+        <w:spacing w:line="360" w:lineRule="auto"/>
+        <w:rPr>
+          <w:rFonts w:hint="default" w:ascii="Times New Roman" w:hAnsi="Times New Roman" w:eastAsia="Times New Roman" w:cs="Times New Roman"/>
+          <w:b w:val="0"/>
+          <w:bCs w:val="0"/>
+          <w:sz w:val="28"/>
+          <w:szCs w:val="28"/>
+          <w:highlight w:val="none"/>
+          <w:lang w:val="en-US"/>
+        </w:rPr>
+      </w:pPr>
+      <w:r>
+        <w:rPr>
+          <w:rFonts w:hint="default" w:ascii="Times New Roman" w:hAnsi="Times New Roman" w:eastAsia="Times New Roman" w:cs="Times New Roman"/>
+          <w:b w:val="0"/>
+          <w:bCs w:val="0"/>
+          <w:sz w:val="28"/>
+          <w:szCs w:val="28"/>
+          <w:highlight w:val="none"/>
+          <w:lang w:val="ru-RU"/>
+        </w:rPr>
+        <w:t xml:space="preserve">Выбранный набор данных идеально подходит для обучения модели на задачу бинарной классификации кредитного скоринга</w:t>
+      </w:r>
+      <w:r>
+        <w:rPr>
+          <w:rFonts w:hint="default" w:ascii="Times New Roman" w:hAnsi="Times New Roman" w:eastAsia="Times New Roman" w:cs="Times New Roman"/>
+          <w:b w:val="0"/>
+          <w:bCs w:val="0"/>
+          <w:sz w:val="28"/>
+          <w:szCs w:val="28"/>
+          <w:highlight w:val="none"/>
+          <w:lang w:val="en-US"/>
+        </w:rPr>
+        <w:t xml:space="preserve">,</w:t>
+      </w:r>
+      <w:r>
+        <w:rPr>
+          <w:rFonts w:hint="default" w:ascii="Times New Roman" w:hAnsi="Times New Roman" w:eastAsia="Times New Roman" w:cs="Times New Roman"/>
+          <w:b w:val="0"/>
+          <w:bCs w:val="0"/>
+          <w:sz w:val="28"/>
+          <w:szCs w:val="28"/>
+          <w:highlight w:val="none"/>
+          <w:lang w:val="ru-RU"/>
+        </w:rPr>
+        <w:t xml:space="preserve"> содержит данные о кредитных заявках</w:t>
+      </w:r>
+      <w:r>
+        <w:rPr>
+          <w:rFonts w:hint="default" w:ascii="Times New Roman" w:hAnsi="Times New Roman" w:eastAsia="Times New Roman" w:cs="Times New Roman"/>
+          <w:b w:val="0"/>
+          <w:bCs w:val="0"/>
+          <w:sz w:val="28"/>
+          <w:szCs w:val="28"/>
+          <w:highlight w:val="none"/>
+          <w:lang w:val="en-US"/>
+        </w:rPr>
+        <w:t xml:space="preserve">, </w:t>
+      </w:r>
+      <w:r>
+        <w:rPr>
+          <w:rFonts w:hint="default" w:ascii="Times New Roman" w:hAnsi="Times New Roman" w:eastAsia="Times New Roman" w:cs="Times New Roman"/>
+          <w:b w:val="0"/>
+          <w:bCs w:val="0"/>
+          <w:sz w:val="28"/>
+          <w:szCs w:val="28"/>
+          <w:highlight w:val="none"/>
+          <w:lang w:val="ru-RU"/>
+        </w:rPr>
+        <w:t xml:space="preserve">кредитной истории и финансового положения</w:t>
+      </w:r>
+      <w:r>
+        <w:rPr>
+          <w:rFonts w:hint="default" w:ascii="Times New Roman" w:hAnsi="Times New Roman" w:eastAsia="Times New Roman" w:cs="Times New Roman"/>
+          <w:b w:val="0"/>
+          <w:bCs w:val="0"/>
+          <w:sz w:val="28"/>
+          <w:szCs w:val="28"/>
+          <w:highlight w:val="none"/>
+          <w:lang w:val="en-US"/>
+        </w:rPr>
+        <w:t xml:space="preserve">. </w:t>
+      </w:r>
+      <w:r>
+        <w:rPr>
+          <w:rFonts w:hint="default" w:ascii="Times New Roman" w:hAnsi="Times New Roman" w:eastAsia="Times New Roman" w:cs="Times New Roman"/>
+          <w:b w:val="0"/>
+          <w:bCs w:val="0"/>
+          <w:sz w:val="28"/>
+          <w:szCs w:val="28"/>
+          <w:highlight w:val="none"/>
+          <w:lang w:val="en-US"/>
+        </w:rPr>
+        <w:t xml:space="preserve">Audio_Speech_Actors_01-24</w:t>
+      </w:r>
+      <w:r>
+        <w:rPr>
+          <w:rFonts w:hint="default" w:ascii="Times New Roman" w:hAnsi="Times New Roman" w:eastAsia="Times New Roman" w:cs="Times New Roman"/>
+          <w:b w:val="0"/>
+          <w:bCs w:val="0"/>
+          <w:sz w:val="28"/>
+          <w:szCs w:val="28"/>
+          <w:highlight w:val="none"/>
+          <w:lang w:val="en-US"/>
+        </w:rPr>
       </w:r>
       <w:r>
         <w:rPr>
@@ -4379,7 +5537,7 @@
                         <pic:nvPr/>
                       </pic:nvPicPr>
                       <pic:blipFill>
-                        <a:blip r:embed="rId11"/>
+                        <a:blip r:embed="rId12"/>
                         <a:stretch/>
                       </pic:blipFill>
                       <pic:spPr bwMode="auto">
@@ -4421,7 +5579,7 @@
               </v:shapetype>
               <v:shape id="_x0000_i1" o:spid="_x0000_s1" type="#_x0000_t75" style="width:467.20pt;height:179.40pt;mso-wrap-distance-left:0.00pt;mso-wrap-distance-top:0.00pt;mso-wrap-distance-right:0.00pt;mso-wrap-distance-bottom:0.00pt;" stroked="f">
                 <v:path textboxrect="0,0,0,0"/>
-                <v:imagedata r:id="rId11" o:title=""/>
+                <v:imagedata r:id="rId12" o:title=""/>
               </v:shape>
             </w:pict>
           </mc:Fallback>
@@ -4696,7 +5854,7 @@
                         <pic:nvPr/>
                       </pic:nvPicPr>
                       <pic:blipFill>
-                        <a:blip r:embed="rId12"/>
+                        <a:blip r:embed="rId13"/>
                         <a:stretch/>
                       </pic:blipFill>
                       <pic:spPr bwMode="auto">
@@ -4738,7 +5896,7 @@
               </v:shapetype>
               <v:shape id="_x0000_i2" o:spid="_x0000_s2" type="#_x0000_t75" style="width:444.00pt;height:490.20pt;mso-wrap-distance-left:0.00pt;mso-wrap-distance-top:0.00pt;mso-wrap-distance-right:0.00pt;mso-wrap-distance-bottom:0.00pt;" stroked="f">
                 <v:path textboxrect="0,0,0,0"/>
-                <v:imagedata r:id="rId12" o:title=""/>
+                <v:imagedata r:id="rId13" o:title=""/>
               </v:shape>
             </w:pict>
           </mc:Fallback>
@@ -4933,7 +6091,7 @@
                         <pic:nvPr/>
                       </pic:nvPicPr>
                       <pic:blipFill>
-                        <a:blip r:embed="rId13"/>
+                        <a:blip r:embed="rId14"/>
                         <a:stretch/>
                       </pic:blipFill>
                       <pic:spPr bwMode="auto">
@@ -4975,7 +6133,7 @@
               </v:shapetype>
               <v:shape id="_x0000_i3" o:spid="_x0000_s3" type="#_x0000_t75" style="width:467.25pt;height:134.10pt;mso-wrap-distance-left:0.00pt;mso-wrap-distance-top:0.00pt;mso-wrap-distance-right:0.00pt;mso-wrap-distance-bottom:0.00pt;" stroked="f">
                 <v:path textboxrect="0,0,0,0"/>
-                <v:imagedata r:id="rId13" o:title=""/>
+                <v:imagedata r:id="rId14" o:title=""/>
               </v:shape>
             </w:pict>
           </mc:Fallback>
@@ -5300,7 +6458,7 @@
                         <pic:nvPr/>
                       </pic:nvPicPr>
                       <pic:blipFill>
-                        <a:blip r:embed="rId14"/>
+                        <a:blip r:embed="rId15"/>
                         <a:stretch/>
                       </pic:blipFill>
                       <pic:spPr bwMode="auto">
@@ -5342,7 +6500,7 @@
               </v:shapetype>
               <v:shape id="_x0000_i4" o:spid="_x0000_s4" type="#_x0000_t75" style="width:199.70pt;height:252.25pt;mso-wrap-distance-left:0.00pt;mso-wrap-distance-top:0.00pt;mso-wrap-distance-right:0.00pt;mso-wrap-distance-bottom:0.00pt;" stroked="f">
                 <v:path textboxrect="0,0,0,0"/>
-                <v:imagedata r:id="rId14" o:title=""/>
+                <v:imagedata r:id="rId15" o:title=""/>
               </v:shape>
             </w:pict>
           </mc:Fallback>
@@ -5516,7 +6674,7 @@
                         <pic:nvPr/>
                       </pic:nvPicPr>
                       <pic:blipFill>
-                        <a:blip r:embed="rId15"/>
+                        <a:blip r:embed="rId16"/>
                         <a:stretch/>
                       </pic:blipFill>
                       <pic:spPr bwMode="auto">
@@ -5558,7 +6716,7 @@
               </v:shapetype>
               <v:shape id="_x0000_i5" o:spid="_x0000_s5" type="#_x0000_t75" style="width:256.20pt;height:309.00pt;mso-wrap-distance-left:0.00pt;mso-wrap-distance-top:0.00pt;mso-wrap-distance-right:0.00pt;mso-wrap-distance-bottom:0.00pt;" stroked="f">
                 <v:path textboxrect="0,0,0,0"/>
-                <v:imagedata r:id="rId15" o:title=""/>
+                <v:imagedata r:id="rId16" o:title=""/>
               </v:shape>
             </w:pict>
           </mc:Fallback>
@@ -6270,7 +7428,7 @@
                         <pic:nvPr/>
                       </pic:nvPicPr>
                       <pic:blipFill>
-                        <a:blip r:embed="rId16"/>
+                        <a:blip r:embed="rId17"/>
                         <a:stretch/>
                       </pic:blipFill>
                       <pic:spPr bwMode="auto">
@@ -6312,7 +7470,7 @@
               </v:shapetype>
               <v:shape id="_x0000_i6" o:spid="_x0000_s6" type="#_x0000_t75" style="width:169.80pt;height:33.00pt;mso-wrap-distance-left:0.00pt;mso-wrap-distance-top:0.00pt;mso-wrap-distance-right:0.00pt;mso-wrap-distance-bottom:0.00pt;" stroked="f">
                 <v:path textboxrect="0,0,0,0"/>
-                <v:imagedata r:id="rId16" o:title=""/>
+                <v:imagedata r:id="rId17" o:title=""/>
               </v:shape>
             </w:pict>
           </mc:Fallback>
@@ -7129,7 +8287,7 @@
                         <pic:nvPr/>
                       </pic:nvPicPr>
                       <pic:blipFill>
-                        <a:blip r:embed="rId17"/>
+                        <a:blip r:embed="rId18"/>
                         <a:stretch/>
                       </pic:blipFill>
                       <pic:spPr bwMode="auto">
@@ -7171,7 +8329,7 @@
               </v:shapetype>
               <v:shape id="_x0000_i7" o:spid="_x0000_s7" type="#_x0000_t75" style="width:276.60pt;height:277.80pt;mso-wrap-distance-left:0.00pt;mso-wrap-distance-top:0.00pt;mso-wrap-distance-right:0.00pt;mso-wrap-distance-bottom:0.00pt;" stroked="f">
                 <v:path textboxrect="0,0,0,0"/>
-                <v:imagedata r:id="rId17" o:title=""/>
+                <v:imagedata r:id="rId18" o:title=""/>
               </v:shape>
             </w:pict>
           </mc:Fallback>
@@ -7489,7 +8647,7 @@
                         <pic:nvPr/>
                       </pic:nvPicPr>
                       <pic:blipFill>
-                        <a:blip r:embed="rId18"/>
+                        <a:blip r:embed="rId19"/>
                         <a:stretch/>
                       </pic:blipFill>
                       <pic:spPr bwMode="auto">
@@ -7531,7 +8689,7 @@
               </v:shapetype>
               <v:shape id="_x0000_i8" o:spid="_x0000_s8" type="#_x0000_t75" style="width:247.55pt;height:247.55pt;mso-wrap-distance-left:0.00pt;mso-wrap-distance-top:0.00pt;mso-wrap-distance-right:0.00pt;mso-wrap-distance-bottom:0.00pt;" stroked="f">
                 <v:path textboxrect="0,0,0,0"/>
-                <v:imagedata r:id="rId18" o:title=""/>
+                <v:imagedata r:id="rId19" o:title=""/>
               </v:shape>
             </w:pict>
           </mc:Fallback>
@@ -7865,7 +9023,7 @@
                         <pic:nvPr/>
                       </pic:nvPicPr>
                       <pic:blipFill>
-                        <a:blip r:embed="rId19"/>
+                        <a:blip r:embed="rId20"/>
                         <a:stretch/>
                       </pic:blipFill>
                       <pic:spPr bwMode="auto">
@@ -7907,7 +9065,7 @@
               </v:shapetype>
               <v:shape id="_x0000_i9" o:spid="_x0000_s9" type="#_x0000_t75" style="width:277.80pt;height:279.00pt;mso-wrap-distance-left:0.00pt;mso-wrap-distance-top:0.00pt;mso-wrap-distance-right:0.00pt;mso-wrap-distance-bottom:0.00pt;" stroked="f">
                 <v:path textboxrect="0,0,0,0"/>
-                <v:imagedata r:id="rId19" o:title=""/>
+                <v:imagedata r:id="rId20" o:title=""/>
               </v:shape>
             </w:pict>
           </mc:Fallback>
@@ -8981,7 +10139,7 @@
                         <pic:nvPr/>
                       </pic:nvPicPr>
                       <pic:blipFill>
-                        <a:blip r:embed="rId20"/>
+                        <a:blip r:embed="rId21"/>
                         <a:stretch/>
                       </pic:blipFill>
                       <pic:spPr bwMode="auto">
@@ -9023,7 +10181,7 @@
               </v:shapetype>
               <v:shape id="_x0000_i10" o:spid="_x0000_s10" type="#_x0000_t75" style="width:370.20pt;height:435.00pt;mso-wrap-distance-left:0.00pt;mso-wrap-distance-top:0.00pt;mso-wrap-distance-right:0.00pt;mso-wrap-distance-bottom:0.00pt;" stroked="f">
                 <v:path textboxrect="0,0,0,0"/>
-                <v:imagedata r:id="rId20" o:title=""/>
+                <v:imagedata r:id="rId21" o:title=""/>
               </v:shape>
             </w:pict>
           </mc:Fallback>
@@ -9569,7 +10727,7 @@
                         <pic:nvPr/>
                       </pic:nvPicPr>
                       <pic:blipFill>
-                        <a:blip r:embed="rId21"/>
+                        <a:blip r:embed="rId22"/>
                         <a:stretch/>
                       </pic:blipFill>
                       <pic:spPr bwMode="auto">
@@ -9611,7 +10769,7 @@
               </v:shapetype>
               <v:shape id="_x0000_i11" o:spid="_x0000_s11" type="#_x0000_t75" style="width:467.30pt;height:67.95pt;mso-wrap-distance-left:0.00pt;mso-wrap-distance-top:0.00pt;mso-wrap-distance-right:0.00pt;mso-wrap-distance-bottom:0.00pt;" stroked="f">
                 <v:path textboxrect="0,0,0,0"/>
-                <v:imagedata r:id="rId21" o:title=""/>
+                <v:imagedata r:id="rId22" o:title=""/>
               </v:shape>
             </w:pict>
           </mc:Fallback>
@@ -10034,7 +11192,7 @@
                         <pic:nvPr/>
                       </pic:nvPicPr>
                       <pic:blipFill>
-                        <a:blip r:embed="rId22"/>
+                        <a:blip r:embed="rId23"/>
                         <a:stretch/>
                       </pic:blipFill>
                       <pic:spPr bwMode="auto">
@@ -10076,7 +11234,7 @@
               </v:shapetype>
               <v:shape id="_x0000_i12" o:spid="_x0000_s12" type="#_x0000_t75" style="width:187.20pt;height:33.60pt;mso-wrap-distance-left:0.00pt;mso-wrap-distance-top:0.00pt;mso-wrap-distance-right:0.00pt;mso-wrap-distance-bottom:0.00pt;" stroked="f">
                 <v:path textboxrect="0,0,0,0"/>
-                <v:imagedata r:id="rId22" o:title=""/>
+                <v:imagedata r:id="rId23" o:title=""/>
               </v:shape>
             </w:pict>
           </mc:Fallback>
